--- a/pandas/04_데이터_수정과_결측치/04_데이터_수정과_결측치_교안.docx
+++ b/pandas/04_데이터_수정과_결측치/04_데이터_수정과_결측치_교안.docx
@@ -8422,703 +8422,13 @@
                 <w:rFonts w:ascii="Consolas" w:cs="Consolas" w:eastAsia="맑은 고딕" w:hAnsi="Consolas"/>
                 <w:b w:val="false"/>
                 <w:bCs w:val="false"/>
-                <w:i w:val="false"/>
-                <w:iCs w:val="false"/>
-                <w:color w:val="24292F"/>
-                <w:sz w:val="17"/>
-                <w:szCs w:val="17"/>
-              </w:rPr>
-              <w:t xml:space="preserve">df</w:t>
-            </w:r>
-            <w:r>
-              <w:rPr>
-                <w:rFonts w:ascii="Consolas" w:cs="Consolas" w:eastAsia="맑은 고딕" w:hAnsi="Consolas"/>
-                <w:b w:val="false"/>
-                <w:bCs w:val="false"/>
-                <w:i w:val="false"/>
-                <w:iCs w:val="false"/>
-                <w:color w:val="24292F"/>
-                <w:sz w:val="17"/>
-                <w:szCs w:val="17"/>
-              </w:rPr>
-              <w:t xml:space="preserve"> = </w:t>
-            </w:r>
-            <w:r>
-              <w:rPr>
-                <w:rFonts w:ascii="Consolas" w:cs="Consolas" w:eastAsia="맑은 고딕" w:hAnsi="Consolas"/>
-                <w:b w:val="false"/>
-                <w:bCs w:val="false"/>
-                <w:i w:val="false"/>
-                <w:iCs w:val="false"/>
-                <w:color w:val="24292F"/>
-                <w:sz w:val="17"/>
-                <w:szCs w:val="17"/>
-              </w:rPr>
-              <w:t xml:space="preserve">pd</w:t>
-            </w:r>
-            <w:r>
-              <w:rPr>
-                <w:rFonts w:ascii="Consolas" w:cs="Consolas" w:eastAsia="맑은 고딕" w:hAnsi="Consolas"/>
-                <w:b w:val="false"/>
-                <w:bCs w:val="false"/>
-                <w:i w:val="false"/>
-                <w:iCs w:val="false"/>
-                <w:color w:val="24292F"/>
-                <w:sz w:val="17"/>
-                <w:szCs w:val="17"/>
-              </w:rPr>
-              <w:t xml:space="preserve">.</w:t>
-            </w:r>
-            <w:r>
-              <w:rPr>
-                <w:rFonts w:ascii="Consolas" w:cs="Consolas" w:eastAsia="맑은 고딕" w:hAnsi="Consolas"/>
-                <w:b w:val="false"/>
-                <w:bCs w:val="false"/>
-                <w:i w:val="false"/>
-                <w:iCs w:val="false"/>
-                <w:color w:val="24292F"/>
-                <w:sz w:val="17"/>
-                <w:szCs w:val="17"/>
-              </w:rPr>
-              <w:t xml:space="preserve">DataFrame</w:t>
-            </w:r>
-            <w:r>
-              <w:rPr>
-                <w:rFonts w:ascii="Consolas" w:cs="Consolas" w:eastAsia="맑은 고딕" w:hAnsi="Consolas"/>
-                <w:b w:val="false"/>
-                <w:bCs w:val="false"/>
-                <w:i w:val="false"/>
-                <w:iCs w:val="false"/>
-                <w:color w:val="24292F"/>
-                <w:sz w:val="17"/>
-                <w:szCs w:val="17"/>
-              </w:rPr>
-              <w:t xml:space="preserve">({</w:t>
-            </w:r>
-          </w:p>
-          <w:p>
-            <w:pPr>
-              <w:spacing w:after="0" w:line="252"/>
-            </w:pPr>
-            <w:r>
-              <w:rPr>
-                <w:rFonts w:ascii="Consolas" w:cs="Consolas" w:eastAsia="맑은 고딕" w:hAnsi="Consolas"/>
-                <w:color w:val="A0A0A0"/>
-                <w:sz w:val="17"/>
-                <w:szCs w:val="17"/>
-              </w:rPr>
-              <w:t xml:space="preserve"> 5  </w:t>
-            </w:r>
-            <w:r>
-              <w:rPr>
-                <w:rFonts w:ascii="Consolas" w:cs="Consolas" w:eastAsia="맑은 고딕" w:hAnsi="Consolas"/>
-                <w:b w:val="false"/>
-                <w:bCs w:val="false"/>
-                <w:i w:val="false"/>
-                <w:iCs w:val="false"/>
-                <w:color w:val="24292F"/>
-                <w:sz w:val="17"/>
-                <w:szCs w:val="17"/>
-              </w:rPr>
-              <w:t xml:space="preserve">    </w:t>
-            </w:r>
-            <w:r>
-              <w:rPr>
-                <w:rFonts w:ascii="Consolas" w:cs="Consolas" w:eastAsia="맑은 고딕" w:hAnsi="Consolas"/>
-                <w:b w:val="false"/>
-                <w:bCs w:val="false"/>
-                <w:i w:val="false"/>
-                <w:iCs w:val="false"/>
-                <w:color w:val="A31515"/>
-                <w:sz w:val="17"/>
-                <w:szCs w:val="17"/>
-              </w:rPr>
-              <w:t xml:space="preserve">"name"</w:t>
-            </w:r>
-            <w:r>
-              <w:rPr>
-                <w:rFonts w:ascii="Consolas" w:cs="Consolas" w:eastAsia="맑은 고딕" w:hAnsi="Consolas"/>
-                <w:b w:val="false"/>
-                <w:bCs w:val="false"/>
-                <w:i w:val="false"/>
-                <w:iCs w:val="false"/>
-                <w:color w:val="24292F"/>
-                <w:sz w:val="17"/>
-                <w:szCs w:val="17"/>
-              </w:rPr>
-              <w:t xml:space="preserve">: [</w:t>
-            </w:r>
-            <w:r>
-              <w:rPr>
-                <w:rFonts w:ascii="Consolas" w:cs="Consolas" w:eastAsia="맑은 고딕" w:hAnsi="Consolas"/>
-                <w:b w:val="false"/>
-                <w:bCs w:val="false"/>
-                <w:i w:val="false"/>
-                <w:iCs w:val="false"/>
-                <w:color w:val="A31515"/>
-                <w:sz w:val="17"/>
-                <w:szCs w:val="17"/>
-              </w:rPr>
-              <w:t xml:space="preserve">"kim"</w:t>
-            </w:r>
-            <w:r>
-              <w:rPr>
-                <w:rFonts w:ascii="Consolas" w:cs="Consolas" w:eastAsia="맑은 고딕" w:hAnsi="Consolas"/>
-                <w:b w:val="false"/>
-                <w:bCs w:val="false"/>
-                <w:i w:val="false"/>
-                <w:iCs w:val="false"/>
-                <w:color w:val="24292F"/>
-                <w:sz w:val="17"/>
-                <w:szCs w:val="17"/>
-              </w:rPr>
-              <w:t xml:space="preserve">, </w:t>
-            </w:r>
-            <w:r>
-              <w:rPr>
-                <w:rFonts w:ascii="Consolas" w:cs="Consolas" w:eastAsia="맑은 고딕" w:hAnsi="Consolas"/>
-                <w:b w:val="false"/>
-                <w:bCs w:val="false"/>
-                <w:i w:val="false"/>
-                <w:iCs w:val="false"/>
-                <w:color w:val="A31515"/>
-                <w:sz w:val="17"/>
-                <w:szCs w:val="17"/>
-              </w:rPr>
-              <w:t xml:space="preserve">"lee"</w:t>
-            </w:r>
-            <w:r>
-              <w:rPr>
-                <w:rFonts w:ascii="Consolas" w:cs="Consolas" w:eastAsia="맑은 고딕" w:hAnsi="Consolas"/>
-                <w:b w:val="false"/>
-                <w:bCs w:val="false"/>
-                <w:i w:val="false"/>
-                <w:iCs w:val="false"/>
-                <w:color w:val="24292F"/>
-                <w:sz w:val="17"/>
-                <w:szCs w:val="17"/>
-              </w:rPr>
-              <w:t xml:space="preserve">, </w:t>
-            </w:r>
-            <w:r>
-              <w:rPr>
-                <w:rFonts w:ascii="Consolas" w:cs="Consolas" w:eastAsia="맑은 고딕" w:hAnsi="Consolas"/>
-                <w:b w:val="false"/>
-                <w:bCs w:val="false"/>
-                <w:i w:val="false"/>
-                <w:iCs w:val="false"/>
-                <w:color w:val="A31515"/>
-                <w:sz w:val="17"/>
-                <w:szCs w:val="17"/>
-              </w:rPr>
-              <w:t xml:space="preserve">"park"</w:t>
-            </w:r>
-            <w:r>
-              <w:rPr>
-                <w:rFonts w:ascii="Consolas" w:cs="Consolas" w:eastAsia="맑은 고딕" w:hAnsi="Consolas"/>
-                <w:b w:val="false"/>
-                <w:bCs w:val="false"/>
-                <w:i w:val="false"/>
-                <w:iCs w:val="false"/>
-                <w:color w:val="24292F"/>
-                <w:sz w:val="17"/>
-                <w:szCs w:val="17"/>
-              </w:rPr>
-              <w:t xml:space="preserve">],</w:t>
-            </w:r>
-          </w:p>
-          <w:p>
-            <w:pPr>
-              <w:spacing w:after="0" w:line="252"/>
-            </w:pPr>
-            <w:r>
-              <w:rPr>
-                <w:rFonts w:ascii="Consolas" w:cs="Consolas" w:eastAsia="맑은 고딕" w:hAnsi="Consolas"/>
-                <w:color w:val="A0A0A0"/>
-                <w:sz w:val="17"/>
-                <w:szCs w:val="17"/>
-              </w:rPr>
-              <w:t xml:space="preserve"> 6  </w:t>
-            </w:r>
-            <w:r>
-              <w:rPr>
-                <w:rFonts w:ascii="Consolas" w:cs="Consolas" w:eastAsia="맑은 고딕" w:hAnsi="Consolas"/>
-                <w:b w:val="false"/>
-                <w:bCs w:val="false"/>
-                <w:i w:val="false"/>
-                <w:iCs w:val="false"/>
-                <w:color w:val="24292F"/>
-                <w:sz w:val="17"/>
-                <w:szCs w:val="17"/>
-              </w:rPr>
-              <w:t xml:space="preserve">    </w:t>
-            </w:r>
-            <w:r>
-              <w:rPr>
-                <w:rFonts w:ascii="Consolas" w:cs="Consolas" w:eastAsia="맑은 고딕" w:hAnsi="Consolas"/>
-                <w:b w:val="false"/>
-                <w:bCs w:val="false"/>
-                <w:i w:val="false"/>
-                <w:iCs w:val="false"/>
-                <w:color w:val="A31515"/>
-                <w:sz w:val="17"/>
-                <w:szCs w:val="17"/>
-              </w:rPr>
-              <w:t xml:space="preserve">"score"</w:t>
-            </w:r>
-            <w:r>
-              <w:rPr>
-                <w:rFonts w:ascii="Consolas" w:cs="Consolas" w:eastAsia="맑은 고딕" w:hAnsi="Consolas"/>
-                <w:b w:val="false"/>
-                <w:bCs w:val="false"/>
-                <w:i w:val="false"/>
-                <w:iCs w:val="false"/>
-                <w:color w:val="24292F"/>
-                <w:sz w:val="17"/>
-                <w:szCs w:val="17"/>
-              </w:rPr>
-              <w:t xml:space="preserve">: [</w:t>
-            </w:r>
-            <w:r>
-              <w:rPr>
-                <w:rFonts w:ascii="Consolas" w:cs="Consolas" w:eastAsia="맑은 고딕" w:hAnsi="Consolas"/>
-                <w:b w:val="false"/>
-                <w:bCs w:val="false"/>
-                <w:i w:val="false"/>
-                <w:iCs w:val="false"/>
-                <w:color w:val="098658"/>
-                <w:sz w:val="17"/>
-                <w:szCs w:val="17"/>
-              </w:rPr>
-              <w:t xml:space="preserve">92</w:t>
-            </w:r>
-            <w:r>
-              <w:rPr>
-                <w:rFonts w:ascii="Consolas" w:cs="Consolas" w:eastAsia="맑은 고딕" w:hAnsi="Consolas"/>
-                <w:b w:val="false"/>
-                <w:bCs w:val="false"/>
-                <w:i w:val="false"/>
-                <w:iCs w:val="false"/>
-                <w:color w:val="24292F"/>
-                <w:sz w:val="17"/>
-                <w:szCs w:val="17"/>
-              </w:rPr>
-              <w:t xml:space="preserve">, </w:t>
-            </w:r>
-            <w:r>
-              <w:rPr>
-                <w:rFonts w:ascii="Consolas" w:cs="Consolas" w:eastAsia="맑은 고딕" w:hAnsi="Consolas"/>
-                <w:b w:val="false"/>
-                <w:bCs w:val="false"/>
-                <w:i w:val="false"/>
-                <w:iCs w:val="false"/>
-                <w:color w:val="098658"/>
-                <w:sz w:val="17"/>
-                <w:szCs w:val="17"/>
-              </w:rPr>
-              <w:t xml:space="preserve">67</w:t>
-            </w:r>
-            <w:r>
-              <w:rPr>
-                <w:rFonts w:ascii="Consolas" w:cs="Consolas" w:eastAsia="맑은 고딕" w:hAnsi="Consolas"/>
-                <w:b w:val="false"/>
-                <w:bCs w:val="false"/>
-                <w:i w:val="false"/>
-                <w:iCs w:val="false"/>
-                <w:color w:val="24292F"/>
-                <w:sz w:val="17"/>
-                <w:szCs w:val="17"/>
-              </w:rPr>
-              <w:t xml:space="preserve">, </w:t>
-            </w:r>
-            <w:r>
-              <w:rPr>
-                <w:rFonts w:ascii="Consolas" w:cs="Consolas" w:eastAsia="맑은 고딕" w:hAnsi="Consolas"/>
-                <w:b w:val="false"/>
-                <w:bCs w:val="false"/>
-                <w:i w:val="false"/>
-                <w:iCs w:val="false"/>
-                <w:color w:val="098658"/>
-                <w:sz w:val="17"/>
-                <w:szCs w:val="17"/>
-              </w:rPr>
-              <w:t xml:space="preserve">81</w:t>
-            </w:r>
-            <w:r>
-              <w:rPr>
-                <w:rFonts w:ascii="Consolas" w:cs="Consolas" w:eastAsia="맑은 고딕" w:hAnsi="Consolas"/>
-                <w:b w:val="false"/>
-                <w:bCs w:val="false"/>
-                <w:i w:val="false"/>
-                <w:iCs w:val="false"/>
-                <w:color w:val="24292F"/>
-                <w:sz w:val="17"/>
-                <w:szCs w:val="17"/>
-              </w:rPr>
-              <w:t xml:space="preserve">],</w:t>
-            </w:r>
-          </w:p>
-          <w:p>
-            <w:pPr>
-              <w:spacing w:after="0" w:line="252"/>
-            </w:pPr>
-            <w:r>
-              <w:rPr>
-                <w:rFonts w:ascii="Consolas" w:cs="Consolas" w:eastAsia="맑은 고딕" w:hAnsi="Consolas"/>
-                <w:color w:val="A0A0A0"/>
-                <w:sz w:val="17"/>
-                <w:szCs w:val="17"/>
-              </w:rPr>
-              <w:t xml:space="preserve"> 7  </w:t>
-            </w:r>
-            <w:r>
-              <w:rPr>
-                <w:rFonts w:ascii="Consolas" w:cs="Consolas" w:eastAsia="맑은 고딕" w:hAnsi="Consolas"/>
-                <w:b w:val="false"/>
-                <w:bCs w:val="false"/>
-                <w:i w:val="false"/>
-                <w:iCs w:val="false"/>
-                <w:color w:val="24292F"/>
-                <w:sz w:val="17"/>
-                <w:szCs w:val="17"/>
-              </w:rPr>
-              <w:t xml:space="preserve">    </w:t>
-            </w:r>
-            <w:r>
-              <w:rPr>
-                <w:rFonts w:ascii="Consolas" w:cs="Consolas" w:eastAsia="맑은 고딕" w:hAnsi="Consolas"/>
-                <w:b w:val="false"/>
-                <w:bCs w:val="false"/>
-                <w:i w:val="false"/>
-                <w:iCs w:val="false"/>
-                <w:color w:val="A31515"/>
-                <w:sz w:val="17"/>
-                <w:szCs w:val="17"/>
-              </w:rPr>
-              <w:t xml:space="preserve">"gender"</w:t>
-            </w:r>
-            <w:r>
-              <w:rPr>
-                <w:rFonts w:ascii="Consolas" w:cs="Consolas" w:eastAsia="맑은 고딕" w:hAnsi="Consolas"/>
-                <w:b w:val="false"/>
-                <w:bCs w:val="false"/>
-                <w:i w:val="false"/>
-                <w:iCs w:val="false"/>
-                <w:color w:val="24292F"/>
-                <w:sz w:val="17"/>
-                <w:szCs w:val="17"/>
-              </w:rPr>
-              <w:t xml:space="preserve">: [</w:t>
-            </w:r>
-            <w:r>
-              <w:rPr>
-                <w:rFonts w:ascii="Consolas" w:cs="Consolas" w:eastAsia="맑은 고딕" w:hAnsi="Consolas"/>
-                <w:b w:val="false"/>
-                <w:bCs w:val="false"/>
-                <w:i w:val="false"/>
-                <w:iCs w:val="false"/>
-                <w:color w:val="A31515"/>
-                <w:sz w:val="17"/>
-                <w:szCs w:val="17"/>
-              </w:rPr>
-              <w:t xml:space="preserve">"M"</w:t>
-            </w:r>
-            <w:r>
-              <w:rPr>
-                <w:rFonts w:ascii="Consolas" w:cs="Consolas" w:eastAsia="맑은 고딕" w:hAnsi="Consolas"/>
-                <w:b w:val="false"/>
-                <w:bCs w:val="false"/>
-                <w:i w:val="false"/>
-                <w:iCs w:val="false"/>
-                <w:color w:val="24292F"/>
-                <w:sz w:val="17"/>
-                <w:szCs w:val="17"/>
-              </w:rPr>
-              <w:t xml:space="preserve">, </w:t>
-            </w:r>
-            <w:r>
-              <w:rPr>
-                <w:rFonts w:ascii="Consolas" w:cs="Consolas" w:eastAsia="맑은 고딕" w:hAnsi="Consolas"/>
-                <w:b w:val="false"/>
-                <w:bCs w:val="false"/>
-                <w:i w:val="false"/>
-                <w:iCs w:val="false"/>
-                <w:color w:val="A31515"/>
-                <w:sz w:val="17"/>
-                <w:szCs w:val="17"/>
-              </w:rPr>
-              <w:t xml:space="preserve">"F"</w:t>
-            </w:r>
-            <w:r>
-              <w:rPr>
-                <w:rFonts w:ascii="Consolas" w:cs="Consolas" w:eastAsia="맑은 고딕" w:hAnsi="Consolas"/>
-                <w:b w:val="false"/>
-                <w:bCs w:val="false"/>
-                <w:i w:val="false"/>
-                <w:iCs w:val="false"/>
-                <w:color w:val="24292F"/>
-                <w:sz w:val="17"/>
-                <w:szCs w:val="17"/>
-              </w:rPr>
-              <w:t xml:space="preserve">, </w:t>
-            </w:r>
-            <w:r>
-              <w:rPr>
-                <w:rFonts w:ascii="Consolas" w:cs="Consolas" w:eastAsia="맑은 고딕" w:hAnsi="Consolas"/>
-                <w:b w:val="false"/>
-                <w:bCs w:val="false"/>
-                <w:i w:val="false"/>
-                <w:iCs w:val="false"/>
-                <w:color w:val="A31515"/>
-                <w:sz w:val="17"/>
-                <w:szCs w:val="17"/>
-              </w:rPr>
-              <w:t xml:space="preserve">"M"</w:t>
-            </w:r>
-            <w:r>
-              <w:rPr>
-                <w:rFonts w:ascii="Consolas" w:cs="Consolas" w:eastAsia="맑은 고딕" w:hAnsi="Consolas"/>
-                <w:b w:val="false"/>
-                <w:bCs w:val="false"/>
-                <w:i w:val="false"/>
-                <w:iCs w:val="false"/>
-                <w:color w:val="24292F"/>
-                <w:sz w:val="17"/>
-                <w:szCs w:val="17"/>
-              </w:rPr>
-              <w:t xml:space="preserve">],</w:t>
-            </w:r>
-          </w:p>
-          <w:p>
-            <w:pPr>
-              <w:spacing w:after="0" w:line="252"/>
-            </w:pPr>
-            <w:r>
-              <w:rPr>
-                <w:rFonts w:ascii="Consolas" w:cs="Consolas" w:eastAsia="맑은 고딕" w:hAnsi="Consolas"/>
-                <w:color w:val="A0A0A0"/>
-                <w:sz w:val="17"/>
-                <w:szCs w:val="17"/>
-              </w:rPr>
-              <w:t xml:space="preserve"> 8  </w:t>
-            </w:r>
-            <w:r>
-              <w:rPr>
-                <w:rFonts w:ascii="Consolas" w:cs="Consolas" w:eastAsia="맑은 고딕" w:hAnsi="Consolas"/>
-                <w:b w:val="false"/>
-                <w:bCs w:val="false"/>
-                <w:i w:val="false"/>
-                <w:iCs w:val="false"/>
-                <w:color w:val="24292F"/>
-                <w:sz w:val="17"/>
-                <w:szCs w:val="17"/>
-              </w:rPr>
-              <w:t xml:space="preserve">})</w:t>
-            </w:r>
-          </w:p>
-          <w:p>
-            <w:pPr>
-              <w:spacing w:after="0" w:line="252"/>
-            </w:pPr>
-            <w:r>
-              <w:rPr>
-                <w:rFonts w:ascii="Consolas" w:cs="Consolas" w:eastAsia="맑은 고딕" w:hAnsi="Consolas"/>
-                <w:color w:val="A0A0A0"/>
-                <w:sz w:val="17"/>
-                <w:szCs w:val="17"/>
-              </w:rPr>
-              <w:t xml:space="preserve"> 9  </w:t>
-            </w:r>
-            <w:r>
-              <w:rPr>
-                <w:rFonts w:ascii="Consolas" w:cs="Consolas" w:eastAsia="맑은 고딕" w:hAnsi="Consolas"/>
-                <w:sz w:val="17"/>
-                <w:szCs w:val="17"/>
-              </w:rPr>
-              <w:t xml:space="preserve"> </w:t>
-            </w:r>
-          </w:p>
-          <w:p>
-            <w:pPr>
-              <w:spacing w:after="0" w:line="252"/>
-            </w:pPr>
-            <w:r>
-              <w:rPr>
-                <w:rFonts w:ascii="Consolas" w:cs="Consolas" w:eastAsia="맑은 고딕" w:hAnsi="Consolas"/>
-                <w:color w:val="A0A0A0"/>
-                <w:sz w:val="17"/>
-                <w:szCs w:val="17"/>
-              </w:rPr>
-              <w:t xml:space="preserve">10  </w:t>
-            </w:r>
-            <w:r>
-              <w:rPr>
-                <w:rFonts w:ascii="Consolas" w:cs="Consolas" w:eastAsia="맑은 고딕" w:hAnsi="Consolas"/>
-                <w:b w:val="false"/>
-                <w:bCs w:val="false"/>
-                <w:i w:val="false"/>
-                <w:iCs w:val="false"/>
-                <w:color w:val="24292F"/>
-                <w:sz w:val="17"/>
-                <w:szCs w:val="17"/>
-              </w:rPr>
-              <w:t xml:space="preserve">df</w:t>
-            </w:r>
-            <w:r>
-              <w:rPr>
-                <w:rFonts w:ascii="Consolas" w:cs="Consolas" w:eastAsia="맑은 고딕" w:hAnsi="Consolas"/>
-                <w:b w:val="false"/>
-                <w:bCs w:val="false"/>
-                <w:i w:val="false"/>
-                <w:iCs w:val="false"/>
-                <w:color w:val="24292F"/>
-                <w:sz w:val="17"/>
-                <w:szCs w:val="17"/>
-              </w:rPr>
-              <w:t xml:space="preserve">[</w:t>
-            </w:r>
-            <w:r>
-              <w:rPr>
-                <w:rFonts w:ascii="Consolas" w:cs="Consolas" w:eastAsia="맑은 고딕" w:hAnsi="Consolas"/>
-                <w:b w:val="false"/>
-                <w:bCs w:val="false"/>
-                <w:i w:val="false"/>
-                <w:iCs w:val="false"/>
-                <w:color w:val="A31515"/>
-                <w:sz w:val="17"/>
-                <w:szCs w:val="17"/>
-              </w:rPr>
-              <w:t xml:space="preserve">"name"</w:t>
-            </w:r>
-            <w:r>
-              <w:rPr>
-                <w:rFonts w:ascii="Consolas" w:cs="Consolas" w:eastAsia="맑은 고딕" w:hAnsi="Consolas"/>
-                <w:b w:val="false"/>
-                <w:bCs w:val="false"/>
-                <w:i w:val="false"/>
-                <w:iCs w:val="false"/>
-                <w:color w:val="24292F"/>
-                <w:sz w:val="17"/>
-                <w:szCs w:val="17"/>
-              </w:rPr>
-              <w:t xml:space="preserve">] = </w:t>
-            </w:r>
-            <w:r>
-              <w:rPr>
-                <w:rFonts w:ascii="Consolas" w:cs="Consolas" w:eastAsia="맑은 고딕" w:hAnsi="Consolas"/>
-                <w:b w:val="false"/>
-                <w:bCs w:val="false"/>
-                <w:i w:val="false"/>
-                <w:iCs w:val="false"/>
-                <w:color w:val="24292F"/>
-                <w:sz w:val="17"/>
-                <w:szCs w:val="17"/>
-              </w:rPr>
-              <w:t xml:space="preserve">df</w:t>
-            </w:r>
-            <w:r>
-              <w:rPr>
-                <w:rFonts w:ascii="Consolas" w:cs="Consolas" w:eastAsia="맑은 고딕" w:hAnsi="Consolas"/>
-                <w:b w:val="false"/>
-                <w:bCs w:val="false"/>
-                <w:i w:val="false"/>
-                <w:iCs w:val="false"/>
-                <w:color w:val="24292F"/>
-                <w:sz w:val="17"/>
-                <w:szCs w:val="17"/>
-              </w:rPr>
-              <w:t xml:space="preserve">[</w:t>
-            </w:r>
-            <w:r>
-              <w:rPr>
-                <w:rFonts w:ascii="Consolas" w:cs="Consolas" w:eastAsia="맑은 고딕" w:hAnsi="Consolas"/>
-                <w:b w:val="false"/>
-                <w:bCs w:val="false"/>
-                <w:i w:val="false"/>
-                <w:iCs w:val="false"/>
-                <w:color w:val="A31515"/>
-                <w:sz w:val="17"/>
-                <w:szCs w:val="17"/>
-              </w:rPr>
-              <w:t xml:space="preserve">"name"</w:t>
-            </w:r>
-            <w:r>
-              <w:rPr>
-                <w:rFonts w:ascii="Consolas" w:cs="Consolas" w:eastAsia="맑은 고딕" w:hAnsi="Consolas"/>
-                <w:b w:val="false"/>
-                <w:bCs w:val="false"/>
-                <w:i w:val="false"/>
-                <w:iCs w:val="false"/>
-                <w:color w:val="24292F"/>
-                <w:sz w:val="17"/>
-                <w:szCs w:val="17"/>
-              </w:rPr>
-              <w:t xml:space="preserve">].</w:t>
-            </w:r>
-            <w:r>
-              <w:rPr>
-                <w:rFonts w:ascii="Consolas" w:cs="Consolas" w:eastAsia="맑은 고딕" w:hAnsi="Consolas"/>
-                <w:b w:val="false"/>
-                <w:bCs w:val="false"/>
-                <w:i w:val="false"/>
-                <w:iCs w:val="false"/>
-                <w:color w:val="795E26"/>
-                <w:sz w:val="17"/>
-                <w:szCs w:val="17"/>
-              </w:rPr>
-              <w:t xml:space="preserve">str</w:t>
-            </w:r>
-            <w:r>
-              <w:rPr>
-                <w:rFonts w:ascii="Consolas" w:cs="Consolas" w:eastAsia="맑은 고딕" w:hAnsi="Consolas"/>
-                <w:b w:val="false"/>
-                <w:bCs w:val="false"/>
-                <w:i w:val="false"/>
-                <w:iCs w:val="false"/>
-                <w:color w:val="24292F"/>
-                <w:sz w:val="17"/>
-                <w:szCs w:val="17"/>
-              </w:rPr>
-              <w:t xml:space="preserve">.</w:t>
-            </w:r>
-            <w:r>
-              <w:rPr>
-                <w:rFonts w:ascii="Consolas" w:cs="Consolas" w:eastAsia="맑은 고딕" w:hAnsi="Consolas"/>
-                <w:b w:val="false"/>
-                <w:bCs w:val="false"/>
-                <w:i w:val="false"/>
-                <w:iCs w:val="false"/>
-                <w:color w:val="24292F"/>
-                <w:sz w:val="17"/>
-                <w:szCs w:val="17"/>
-              </w:rPr>
-              <w:t xml:space="preserve">upper</w:t>
-            </w:r>
-            <w:r>
-              <w:rPr>
-                <w:rFonts w:ascii="Consolas" w:cs="Consolas" w:eastAsia="맑은 고딕" w:hAnsi="Consolas"/>
-                <w:b w:val="false"/>
-                <w:bCs w:val="false"/>
-                <w:i w:val="false"/>
-                <w:iCs w:val="false"/>
-                <w:color w:val="24292F"/>
-                <w:sz w:val="17"/>
-                <w:szCs w:val="17"/>
-              </w:rPr>
-              <w:t xml:space="preserve">()                       </w:t>
-            </w:r>
-            <w:r>
-              <w:rPr>
-                <w:rFonts w:ascii="Consolas" w:cs="Consolas" w:eastAsia="맑은 고딕" w:hAnsi="Consolas"/>
-                <w:b w:val="false"/>
-                <w:bCs w:val="false"/>
                 <w:i/>
                 <w:iCs/>
                 <w:color w:val="6A9955"/>
                 <w:sz w:val="17"/>
                 <w:szCs w:val="17"/>
               </w:rPr>
-              <w:t xml:space="preserve"># 문자열 메서드</w:t>
+              <w:t xml:space="preserve"># 이름 · 점수 · 성별 3명짜리 표</w:t>
             </w:r>
           </w:p>
           <w:p>
@@ -9132,6 +8442,540 @@
                 <w:sz w:val="17"/>
                 <w:szCs w:val="17"/>
               </w:rPr>
+              <w:t xml:space="preserve"> 5  </w:t>
+            </w:r>
+            <w:r>
+              <w:rPr>
+                <w:rFonts w:ascii="Consolas" w:cs="Consolas" w:eastAsia="맑은 고딕" w:hAnsi="Consolas"/>
+                <w:b w:val="false"/>
+                <w:bCs w:val="false"/>
+                <w:i w:val="false"/>
+                <w:iCs w:val="false"/>
+                <w:color w:val="24292F"/>
+                <w:sz w:val="17"/>
+                <w:szCs w:val="17"/>
+              </w:rPr>
+              <w:t xml:space="preserve">df</w:t>
+            </w:r>
+            <w:r>
+              <w:rPr>
+                <w:rFonts w:ascii="Consolas" w:cs="Consolas" w:eastAsia="맑은 고딕" w:hAnsi="Consolas"/>
+                <w:b w:val="false"/>
+                <w:bCs w:val="false"/>
+                <w:i w:val="false"/>
+                <w:iCs w:val="false"/>
+                <w:color w:val="24292F"/>
+                <w:sz w:val="17"/>
+                <w:szCs w:val="17"/>
+              </w:rPr>
+              <w:t xml:space="preserve"> = </w:t>
+            </w:r>
+            <w:r>
+              <w:rPr>
+                <w:rFonts w:ascii="Consolas" w:cs="Consolas" w:eastAsia="맑은 고딕" w:hAnsi="Consolas"/>
+                <w:b w:val="false"/>
+                <w:bCs w:val="false"/>
+                <w:i w:val="false"/>
+                <w:iCs w:val="false"/>
+                <w:color w:val="24292F"/>
+                <w:sz w:val="17"/>
+                <w:szCs w:val="17"/>
+              </w:rPr>
+              <w:t xml:space="preserve">pd</w:t>
+            </w:r>
+            <w:r>
+              <w:rPr>
+                <w:rFonts w:ascii="Consolas" w:cs="Consolas" w:eastAsia="맑은 고딕" w:hAnsi="Consolas"/>
+                <w:b w:val="false"/>
+                <w:bCs w:val="false"/>
+                <w:i w:val="false"/>
+                <w:iCs w:val="false"/>
+                <w:color w:val="24292F"/>
+                <w:sz w:val="17"/>
+                <w:szCs w:val="17"/>
+              </w:rPr>
+              <w:t xml:space="preserve">.</w:t>
+            </w:r>
+            <w:r>
+              <w:rPr>
+                <w:rFonts w:ascii="Consolas" w:cs="Consolas" w:eastAsia="맑은 고딕" w:hAnsi="Consolas"/>
+                <w:b w:val="false"/>
+                <w:bCs w:val="false"/>
+                <w:i w:val="false"/>
+                <w:iCs w:val="false"/>
+                <w:color w:val="24292F"/>
+                <w:sz w:val="17"/>
+                <w:szCs w:val="17"/>
+              </w:rPr>
+              <w:t xml:space="preserve">DataFrame</w:t>
+            </w:r>
+            <w:r>
+              <w:rPr>
+                <w:rFonts w:ascii="Consolas" w:cs="Consolas" w:eastAsia="맑은 고딕" w:hAnsi="Consolas"/>
+                <w:b w:val="false"/>
+                <w:bCs w:val="false"/>
+                <w:i w:val="false"/>
+                <w:iCs w:val="false"/>
+                <w:color w:val="24292F"/>
+                <w:sz w:val="17"/>
+                <w:szCs w:val="17"/>
+              </w:rPr>
+              <w:t xml:space="preserve">({</w:t>
+            </w:r>
+          </w:p>
+          <w:p>
+            <w:pPr>
+              <w:spacing w:after="0" w:line="252"/>
+            </w:pPr>
+            <w:r>
+              <w:rPr>
+                <w:rFonts w:ascii="Consolas" w:cs="Consolas" w:eastAsia="맑은 고딕" w:hAnsi="Consolas"/>
+                <w:color w:val="A0A0A0"/>
+                <w:sz w:val="17"/>
+                <w:szCs w:val="17"/>
+              </w:rPr>
+              <w:t xml:space="preserve"> 6  </w:t>
+            </w:r>
+            <w:r>
+              <w:rPr>
+                <w:rFonts w:ascii="Consolas" w:cs="Consolas" w:eastAsia="맑은 고딕" w:hAnsi="Consolas"/>
+                <w:b w:val="false"/>
+                <w:bCs w:val="false"/>
+                <w:i w:val="false"/>
+                <w:iCs w:val="false"/>
+                <w:color w:val="24292F"/>
+                <w:sz w:val="17"/>
+                <w:szCs w:val="17"/>
+              </w:rPr>
+              <w:t xml:space="preserve">    </w:t>
+            </w:r>
+            <w:r>
+              <w:rPr>
+                <w:rFonts w:ascii="Consolas" w:cs="Consolas" w:eastAsia="맑은 고딕" w:hAnsi="Consolas"/>
+                <w:b w:val="false"/>
+                <w:bCs w:val="false"/>
+                <w:i w:val="false"/>
+                <w:iCs w:val="false"/>
+                <w:color w:val="A31515"/>
+                <w:sz w:val="17"/>
+                <w:szCs w:val="17"/>
+              </w:rPr>
+              <w:t xml:space="preserve">"name"</w:t>
+            </w:r>
+            <w:r>
+              <w:rPr>
+                <w:rFonts w:ascii="Consolas" w:cs="Consolas" w:eastAsia="맑은 고딕" w:hAnsi="Consolas"/>
+                <w:b w:val="false"/>
+                <w:bCs w:val="false"/>
+                <w:i w:val="false"/>
+                <w:iCs w:val="false"/>
+                <w:color w:val="24292F"/>
+                <w:sz w:val="17"/>
+                <w:szCs w:val="17"/>
+              </w:rPr>
+              <w:t xml:space="preserve">: [</w:t>
+            </w:r>
+            <w:r>
+              <w:rPr>
+                <w:rFonts w:ascii="Consolas" w:cs="Consolas" w:eastAsia="맑은 고딕" w:hAnsi="Consolas"/>
+                <w:b w:val="false"/>
+                <w:bCs w:val="false"/>
+                <w:i w:val="false"/>
+                <w:iCs w:val="false"/>
+                <w:color w:val="A31515"/>
+                <w:sz w:val="17"/>
+                <w:szCs w:val="17"/>
+              </w:rPr>
+              <w:t xml:space="preserve">"kim"</w:t>
+            </w:r>
+            <w:r>
+              <w:rPr>
+                <w:rFonts w:ascii="Consolas" w:cs="Consolas" w:eastAsia="맑은 고딕" w:hAnsi="Consolas"/>
+                <w:b w:val="false"/>
+                <w:bCs w:val="false"/>
+                <w:i w:val="false"/>
+                <w:iCs w:val="false"/>
+                <w:color w:val="24292F"/>
+                <w:sz w:val="17"/>
+                <w:szCs w:val="17"/>
+              </w:rPr>
+              <w:t xml:space="preserve">, </w:t>
+            </w:r>
+            <w:r>
+              <w:rPr>
+                <w:rFonts w:ascii="Consolas" w:cs="Consolas" w:eastAsia="맑은 고딕" w:hAnsi="Consolas"/>
+                <w:b w:val="false"/>
+                <w:bCs w:val="false"/>
+                <w:i w:val="false"/>
+                <w:iCs w:val="false"/>
+                <w:color w:val="A31515"/>
+                <w:sz w:val="17"/>
+                <w:szCs w:val="17"/>
+              </w:rPr>
+              <w:t xml:space="preserve">"lee"</w:t>
+            </w:r>
+            <w:r>
+              <w:rPr>
+                <w:rFonts w:ascii="Consolas" w:cs="Consolas" w:eastAsia="맑은 고딕" w:hAnsi="Consolas"/>
+                <w:b w:val="false"/>
+                <w:bCs w:val="false"/>
+                <w:i w:val="false"/>
+                <w:iCs w:val="false"/>
+                <w:color w:val="24292F"/>
+                <w:sz w:val="17"/>
+                <w:szCs w:val="17"/>
+              </w:rPr>
+              <w:t xml:space="preserve">, </w:t>
+            </w:r>
+            <w:r>
+              <w:rPr>
+                <w:rFonts w:ascii="Consolas" w:cs="Consolas" w:eastAsia="맑은 고딕" w:hAnsi="Consolas"/>
+                <w:b w:val="false"/>
+                <w:bCs w:val="false"/>
+                <w:i w:val="false"/>
+                <w:iCs w:val="false"/>
+                <w:color w:val="A31515"/>
+                <w:sz w:val="17"/>
+                <w:szCs w:val="17"/>
+              </w:rPr>
+              <w:t xml:space="preserve">"park"</w:t>
+            </w:r>
+            <w:r>
+              <w:rPr>
+                <w:rFonts w:ascii="Consolas" w:cs="Consolas" w:eastAsia="맑은 고딕" w:hAnsi="Consolas"/>
+                <w:b w:val="false"/>
+                <w:bCs w:val="false"/>
+                <w:i w:val="false"/>
+                <w:iCs w:val="false"/>
+                <w:color w:val="24292F"/>
+                <w:sz w:val="17"/>
+                <w:szCs w:val="17"/>
+              </w:rPr>
+              <w:t xml:space="preserve">],</w:t>
+            </w:r>
+          </w:p>
+          <w:p>
+            <w:pPr>
+              <w:spacing w:after="0" w:line="252"/>
+            </w:pPr>
+            <w:r>
+              <w:rPr>
+                <w:rFonts w:ascii="Consolas" w:cs="Consolas" w:eastAsia="맑은 고딕" w:hAnsi="Consolas"/>
+                <w:color w:val="A0A0A0"/>
+                <w:sz w:val="17"/>
+                <w:szCs w:val="17"/>
+              </w:rPr>
+              <w:t xml:space="preserve"> 7  </w:t>
+            </w:r>
+            <w:r>
+              <w:rPr>
+                <w:rFonts w:ascii="Consolas" w:cs="Consolas" w:eastAsia="맑은 고딕" w:hAnsi="Consolas"/>
+                <w:b w:val="false"/>
+                <w:bCs w:val="false"/>
+                <w:i w:val="false"/>
+                <w:iCs w:val="false"/>
+                <w:color w:val="24292F"/>
+                <w:sz w:val="17"/>
+                <w:szCs w:val="17"/>
+              </w:rPr>
+              <w:t xml:space="preserve">    </w:t>
+            </w:r>
+            <w:r>
+              <w:rPr>
+                <w:rFonts w:ascii="Consolas" w:cs="Consolas" w:eastAsia="맑은 고딕" w:hAnsi="Consolas"/>
+                <w:b w:val="false"/>
+                <w:bCs w:val="false"/>
+                <w:i w:val="false"/>
+                <w:iCs w:val="false"/>
+                <w:color w:val="A31515"/>
+                <w:sz w:val="17"/>
+                <w:szCs w:val="17"/>
+              </w:rPr>
+              <w:t xml:space="preserve">"score"</w:t>
+            </w:r>
+            <w:r>
+              <w:rPr>
+                <w:rFonts w:ascii="Consolas" w:cs="Consolas" w:eastAsia="맑은 고딕" w:hAnsi="Consolas"/>
+                <w:b w:val="false"/>
+                <w:bCs w:val="false"/>
+                <w:i w:val="false"/>
+                <w:iCs w:val="false"/>
+                <w:color w:val="24292F"/>
+                <w:sz w:val="17"/>
+                <w:szCs w:val="17"/>
+              </w:rPr>
+              <w:t xml:space="preserve">: [</w:t>
+            </w:r>
+            <w:r>
+              <w:rPr>
+                <w:rFonts w:ascii="Consolas" w:cs="Consolas" w:eastAsia="맑은 고딕" w:hAnsi="Consolas"/>
+                <w:b w:val="false"/>
+                <w:bCs w:val="false"/>
+                <w:i w:val="false"/>
+                <w:iCs w:val="false"/>
+                <w:color w:val="098658"/>
+                <w:sz w:val="17"/>
+                <w:szCs w:val="17"/>
+              </w:rPr>
+              <w:t xml:space="preserve">92</w:t>
+            </w:r>
+            <w:r>
+              <w:rPr>
+                <w:rFonts w:ascii="Consolas" w:cs="Consolas" w:eastAsia="맑은 고딕" w:hAnsi="Consolas"/>
+                <w:b w:val="false"/>
+                <w:bCs w:val="false"/>
+                <w:i w:val="false"/>
+                <w:iCs w:val="false"/>
+                <w:color w:val="24292F"/>
+                <w:sz w:val="17"/>
+                <w:szCs w:val="17"/>
+              </w:rPr>
+              <w:t xml:space="preserve">, </w:t>
+            </w:r>
+            <w:r>
+              <w:rPr>
+                <w:rFonts w:ascii="Consolas" w:cs="Consolas" w:eastAsia="맑은 고딕" w:hAnsi="Consolas"/>
+                <w:b w:val="false"/>
+                <w:bCs w:val="false"/>
+                <w:i w:val="false"/>
+                <w:iCs w:val="false"/>
+                <w:color w:val="098658"/>
+                <w:sz w:val="17"/>
+                <w:szCs w:val="17"/>
+              </w:rPr>
+              <w:t xml:space="preserve">67</w:t>
+            </w:r>
+            <w:r>
+              <w:rPr>
+                <w:rFonts w:ascii="Consolas" w:cs="Consolas" w:eastAsia="맑은 고딕" w:hAnsi="Consolas"/>
+                <w:b w:val="false"/>
+                <w:bCs w:val="false"/>
+                <w:i w:val="false"/>
+                <w:iCs w:val="false"/>
+                <w:color w:val="24292F"/>
+                <w:sz w:val="17"/>
+                <w:szCs w:val="17"/>
+              </w:rPr>
+              <w:t xml:space="preserve">, </w:t>
+            </w:r>
+            <w:r>
+              <w:rPr>
+                <w:rFonts w:ascii="Consolas" w:cs="Consolas" w:eastAsia="맑은 고딕" w:hAnsi="Consolas"/>
+                <w:b w:val="false"/>
+                <w:bCs w:val="false"/>
+                <w:i w:val="false"/>
+                <w:iCs w:val="false"/>
+                <w:color w:val="098658"/>
+                <w:sz w:val="17"/>
+                <w:szCs w:val="17"/>
+              </w:rPr>
+              <w:t xml:space="preserve">81</w:t>
+            </w:r>
+            <w:r>
+              <w:rPr>
+                <w:rFonts w:ascii="Consolas" w:cs="Consolas" w:eastAsia="맑은 고딕" w:hAnsi="Consolas"/>
+                <w:b w:val="false"/>
+                <w:bCs w:val="false"/>
+                <w:i w:val="false"/>
+                <w:iCs w:val="false"/>
+                <w:color w:val="24292F"/>
+                <w:sz w:val="17"/>
+                <w:szCs w:val="17"/>
+              </w:rPr>
+              <w:t xml:space="preserve">],</w:t>
+            </w:r>
+          </w:p>
+          <w:p>
+            <w:pPr>
+              <w:spacing w:after="0" w:line="252"/>
+            </w:pPr>
+            <w:r>
+              <w:rPr>
+                <w:rFonts w:ascii="Consolas" w:cs="Consolas" w:eastAsia="맑은 고딕" w:hAnsi="Consolas"/>
+                <w:color w:val="A0A0A0"/>
+                <w:sz w:val="17"/>
+                <w:szCs w:val="17"/>
+              </w:rPr>
+              <w:t xml:space="preserve"> 8  </w:t>
+            </w:r>
+            <w:r>
+              <w:rPr>
+                <w:rFonts w:ascii="Consolas" w:cs="Consolas" w:eastAsia="맑은 고딕" w:hAnsi="Consolas"/>
+                <w:b w:val="false"/>
+                <w:bCs w:val="false"/>
+                <w:i w:val="false"/>
+                <w:iCs w:val="false"/>
+                <w:color w:val="24292F"/>
+                <w:sz w:val="17"/>
+                <w:szCs w:val="17"/>
+              </w:rPr>
+              <w:t xml:space="preserve">    </w:t>
+            </w:r>
+            <w:r>
+              <w:rPr>
+                <w:rFonts w:ascii="Consolas" w:cs="Consolas" w:eastAsia="맑은 고딕" w:hAnsi="Consolas"/>
+                <w:b w:val="false"/>
+                <w:bCs w:val="false"/>
+                <w:i w:val="false"/>
+                <w:iCs w:val="false"/>
+                <w:color w:val="A31515"/>
+                <w:sz w:val="17"/>
+                <w:szCs w:val="17"/>
+              </w:rPr>
+              <w:t xml:space="preserve">"gender"</w:t>
+            </w:r>
+            <w:r>
+              <w:rPr>
+                <w:rFonts w:ascii="Consolas" w:cs="Consolas" w:eastAsia="맑은 고딕" w:hAnsi="Consolas"/>
+                <w:b w:val="false"/>
+                <w:bCs w:val="false"/>
+                <w:i w:val="false"/>
+                <w:iCs w:val="false"/>
+                <w:color w:val="24292F"/>
+                <w:sz w:val="17"/>
+                <w:szCs w:val="17"/>
+              </w:rPr>
+              <w:t xml:space="preserve">: [</w:t>
+            </w:r>
+            <w:r>
+              <w:rPr>
+                <w:rFonts w:ascii="Consolas" w:cs="Consolas" w:eastAsia="맑은 고딕" w:hAnsi="Consolas"/>
+                <w:b w:val="false"/>
+                <w:bCs w:val="false"/>
+                <w:i w:val="false"/>
+                <w:iCs w:val="false"/>
+                <w:color w:val="A31515"/>
+                <w:sz w:val="17"/>
+                <w:szCs w:val="17"/>
+              </w:rPr>
+              <w:t xml:space="preserve">"M"</w:t>
+            </w:r>
+            <w:r>
+              <w:rPr>
+                <w:rFonts w:ascii="Consolas" w:cs="Consolas" w:eastAsia="맑은 고딕" w:hAnsi="Consolas"/>
+                <w:b w:val="false"/>
+                <w:bCs w:val="false"/>
+                <w:i w:val="false"/>
+                <w:iCs w:val="false"/>
+                <w:color w:val="24292F"/>
+                <w:sz w:val="17"/>
+                <w:szCs w:val="17"/>
+              </w:rPr>
+              <w:t xml:space="preserve">, </w:t>
+            </w:r>
+            <w:r>
+              <w:rPr>
+                <w:rFonts w:ascii="Consolas" w:cs="Consolas" w:eastAsia="맑은 고딕" w:hAnsi="Consolas"/>
+                <w:b w:val="false"/>
+                <w:bCs w:val="false"/>
+                <w:i w:val="false"/>
+                <w:iCs w:val="false"/>
+                <w:color w:val="A31515"/>
+                <w:sz w:val="17"/>
+                <w:szCs w:val="17"/>
+              </w:rPr>
+              <w:t xml:space="preserve">"F"</w:t>
+            </w:r>
+            <w:r>
+              <w:rPr>
+                <w:rFonts w:ascii="Consolas" w:cs="Consolas" w:eastAsia="맑은 고딕" w:hAnsi="Consolas"/>
+                <w:b w:val="false"/>
+                <w:bCs w:val="false"/>
+                <w:i w:val="false"/>
+                <w:iCs w:val="false"/>
+                <w:color w:val="24292F"/>
+                <w:sz w:val="17"/>
+                <w:szCs w:val="17"/>
+              </w:rPr>
+              <w:t xml:space="preserve">, </w:t>
+            </w:r>
+            <w:r>
+              <w:rPr>
+                <w:rFonts w:ascii="Consolas" w:cs="Consolas" w:eastAsia="맑은 고딕" w:hAnsi="Consolas"/>
+                <w:b w:val="false"/>
+                <w:bCs w:val="false"/>
+                <w:i w:val="false"/>
+                <w:iCs w:val="false"/>
+                <w:color w:val="A31515"/>
+                <w:sz w:val="17"/>
+                <w:szCs w:val="17"/>
+              </w:rPr>
+              <w:t xml:space="preserve">"M"</w:t>
+            </w:r>
+            <w:r>
+              <w:rPr>
+                <w:rFonts w:ascii="Consolas" w:cs="Consolas" w:eastAsia="맑은 고딕" w:hAnsi="Consolas"/>
+                <w:b w:val="false"/>
+                <w:bCs w:val="false"/>
+                <w:i w:val="false"/>
+                <w:iCs w:val="false"/>
+                <w:color w:val="24292F"/>
+                <w:sz w:val="17"/>
+                <w:szCs w:val="17"/>
+              </w:rPr>
+              <w:t xml:space="preserve">],</w:t>
+            </w:r>
+          </w:p>
+          <w:p>
+            <w:pPr>
+              <w:spacing w:after="0" w:line="252"/>
+            </w:pPr>
+            <w:r>
+              <w:rPr>
+                <w:rFonts w:ascii="Consolas" w:cs="Consolas" w:eastAsia="맑은 고딕" w:hAnsi="Consolas"/>
+                <w:color w:val="A0A0A0"/>
+                <w:sz w:val="17"/>
+                <w:szCs w:val="17"/>
+              </w:rPr>
+              <w:t xml:space="preserve"> 9  </w:t>
+            </w:r>
+            <w:r>
+              <w:rPr>
+                <w:rFonts w:ascii="Consolas" w:cs="Consolas" w:eastAsia="맑은 고딕" w:hAnsi="Consolas"/>
+                <w:b w:val="false"/>
+                <w:bCs w:val="false"/>
+                <w:i w:val="false"/>
+                <w:iCs w:val="false"/>
+                <w:color w:val="24292F"/>
+                <w:sz w:val="17"/>
+                <w:szCs w:val="17"/>
+              </w:rPr>
+              <w:t xml:space="preserve">})</w:t>
+            </w:r>
+          </w:p>
+          <w:p>
+            <w:pPr>
+              <w:spacing w:after="0" w:line="252"/>
+            </w:pPr>
+            <w:r>
+              <w:rPr>
+                <w:rFonts w:ascii="Consolas" w:cs="Consolas" w:eastAsia="맑은 고딕" w:hAnsi="Consolas"/>
+                <w:color w:val="A0A0A0"/>
+                <w:sz w:val="17"/>
+                <w:szCs w:val="17"/>
+              </w:rPr>
+              <w:t xml:space="preserve">10  </w:t>
+            </w:r>
+            <w:r>
+              <w:rPr>
+                <w:rFonts w:ascii="Consolas" w:cs="Consolas" w:eastAsia="맑은 고딕" w:hAnsi="Consolas"/>
+                <w:sz w:val="17"/>
+                <w:szCs w:val="17"/>
+              </w:rPr>
+              <w:t xml:space="preserve"> </w:t>
+            </w:r>
+          </w:p>
+          <w:p>
+            <w:pPr>
+              <w:spacing w:after="0" w:line="252"/>
+            </w:pPr>
+            <w:r>
+              <w:rPr>
+                <w:rFonts w:ascii="Consolas" w:cs="Consolas" w:eastAsia="맑은 고딕" w:hAnsi="Consolas"/>
+                <w:color w:val="A0A0A0"/>
+                <w:sz w:val="17"/>
+                <w:szCs w:val="17"/>
+              </w:rPr>
               <w:t xml:space="preserve">11  </w:t>
             </w:r>
             <w:r>
@@ -9171,7 +9015,7 @@
                 <w:sz w:val="17"/>
                 <w:szCs w:val="17"/>
               </w:rPr>
-              <w:t xml:space="preserve">"gender_kr"</w:t>
+              <w:t xml:space="preserve">"name"</w:t>
             </w:r>
             <w:r>
               <w:rPr>
@@ -9223,7 +9067,7 @@
                 <w:sz w:val="17"/>
                 <w:szCs w:val="17"/>
               </w:rPr>
-              <w:t xml:space="preserve">"gender"</w:t>
+              <w:t xml:space="preserve">"name"</w:t>
             </w:r>
             <w:r>
               <w:rPr>
@@ -9245,128 +9089,50 @@
                 <w:bCs w:val="false"/>
                 <w:i w:val="false"/>
                 <w:iCs w:val="false"/>
-                <w:color w:val="24292F"/>
-                <w:sz w:val="17"/>
-                <w:szCs w:val="17"/>
-              </w:rPr>
-              <w:t xml:space="preserve">map</w:t>
-            </w:r>
-            <w:r>
-              <w:rPr>
-                <w:rFonts w:ascii="Consolas" w:cs="Consolas" w:eastAsia="맑은 고딕" w:hAnsi="Consolas"/>
-                <w:b w:val="false"/>
-                <w:bCs w:val="false"/>
-                <w:i w:val="false"/>
-                <w:iCs w:val="false"/>
-                <w:color w:val="24292F"/>
-                <w:sz w:val="17"/>
-                <w:szCs w:val="17"/>
-              </w:rPr>
-              <w:t xml:space="preserve">({</w:t>
-            </w:r>
-            <w:r>
-              <w:rPr>
-                <w:rFonts w:ascii="Consolas" w:cs="Consolas" w:eastAsia="맑은 고딕" w:hAnsi="Consolas"/>
-                <w:b w:val="false"/>
-                <w:bCs w:val="false"/>
-                <w:i w:val="false"/>
-                <w:iCs w:val="false"/>
-                <w:color w:val="A31515"/>
-                <w:sz w:val="17"/>
-                <w:szCs w:val="17"/>
-              </w:rPr>
-              <w:t xml:space="preserve">"M"</w:t>
-            </w:r>
-            <w:r>
-              <w:rPr>
-                <w:rFonts w:ascii="Consolas" w:cs="Consolas" w:eastAsia="맑은 고딕" w:hAnsi="Consolas"/>
-                <w:b w:val="false"/>
-                <w:bCs w:val="false"/>
-                <w:i w:val="false"/>
-                <w:iCs w:val="false"/>
-                <w:color w:val="24292F"/>
-                <w:sz w:val="17"/>
-                <w:szCs w:val="17"/>
-              </w:rPr>
-              <w:t xml:space="preserve">: </w:t>
-            </w:r>
-            <w:r>
-              <w:rPr>
-                <w:rFonts w:ascii="Consolas" w:cs="Consolas" w:eastAsia="맑은 고딕" w:hAnsi="Consolas"/>
-                <w:b w:val="false"/>
-                <w:bCs w:val="false"/>
-                <w:i w:val="false"/>
-                <w:iCs w:val="false"/>
-                <w:color w:val="A31515"/>
-                <w:sz w:val="17"/>
-                <w:szCs w:val="17"/>
-              </w:rPr>
-              <w:t xml:space="preserve">"남"</w:t>
-            </w:r>
-            <w:r>
-              <w:rPr>
-                <w:rFonts w:ascii="Consolas" w:cs="Consolas" w:eastAsia="맑은 고딕" w:hAnsi="Consolas"/>
-                <w:b w:val="false"/>
-                <w:bCs w:val="false"/>
-                <w:i w:val="false"/>
-                <w:iCs w:val="false"/>
-                <w:color w:val="24292F"/>
-                <w:sz w:val="17"/>
-                <w:szCs w:val="17"/>
-              </w:rPr>
-              <w:t xml:space="preserve">, </w:t>
-            </w:r>
-            <w:r>
-              <w:rPr>
-                <w:rFonts w:ascii="Consolas" w:cs="Consolas" w:eastAsia="맑은 고딕" w:hAnsi="Consolas"/>
-                <w:b w:val="false"/>
-                <w:bCs w:val="false"/>
-                <w:i w:val="false"/>
-                <w:iCs w:val="false"/>
-                <w:color w:val="A31515"/>
-                <w:sz w:val="17"/>
-                <w:szCs w:val="17"/>
-              </w:rPr>
-              <w:t xml:space="preserve">"F"</w:t>
-            </w:r>
-            <w:r>
-              <w:rPr>
-                <w:rFonts w:ascii="Consolas" w:cs="Consolas" w:eastAsia="맑은 고딕" w:hAnsi="Consolas"/>
-                <w:b w:val="false"/>
-                <w:bCs w:val="false"/>
-                <w:i w:val="false"/>
-                <w:iCs w:val="false"/>
-                <w:color w:val="24292F"/>
-                <w:sz w:val="17"/>
-                <w:szCs w:val="17"/>
-              </w:rPr>
-              <w:t xml:space="preserve">: </w:t>
-            </w:r>
-            <w:r>
-              <w:rPr>
-                <w:rFonts w:ascii="Consolas" w:cs="Consolas" w:eastAsia="맑은 고딕" w:hAnsi="Consolas"/>
-                <w:b w:val="false"/>
-                <w:bCs w:val="false"/>
-                <w:i w:val="false"/>
-                <w:iCs w:val="false"/>
-                <w:color w:val="A31515"/>
-                <w:sz w:val="17"/>
-                <w:szCs w:val="17"/>
-              </w:rPr>
-              <w:t xml:space="preserve">"여"</w:t>
-            </w:r>
-            <w:r>
-              <w:rPr>
-                <w:rFonts w:ascii="Consolas" w:cs="Consolas" w:eastAsia="맑은 고딕" w:hAnsi="Consolas"/>
-                <w:b w:val="false"/>
-                <w:bCs w:val="false"/>
-                <w:i w:val="false"/>
-                <w:iCs w:val="false"/>
-                <w:color w:val="24292F"/>
-                <w:sz w:val="17"/>
-                <w:szCs w:val="17"/>
-              </w:rPr>
-              <w:t xml:space="preserve">})  </w:t>
+                <w:color w:val="795E26"/>
+                <w:sz w:val="17"/>
+                <w:szCs w:val="17"/>
+              </w:rPr>
+              <w:t xml:space="preserve">str</w:t>
+            </w:r>
+            <w:r>
+              <w:rPr>
+                <w:rFonts w:ascii="Consolas" w:cs="Consolas" w:eastAsia="맑은 고딕" w:hAnsi="Consolas"/>
+                <w:b w:val="false"/>
+                <w:bCs w:val="false"/>
+                <w:i w:val="false"/>
+                <w:iCs w:val="false"/>
+                <w:color w:val="24292F"/>
+                <w:sz w:val="17"/>
+                <w:szCs w:val="17"/>
+              </w:rPr>
+              <w:t xml:space="preserve">.</w:t>
+            </w:r>
+            <w:r>
+              <w:rPr>
+                <w:rFonts w:ascii="Consolas" w:cs="Consolas" w:eastAsia="맑은 고딕" w:hAnsi="Consolas"/>
+                <w:b w:val="false"/>
+                <w:bCs w:val="false"/>
+                <w:i w:val="false"/>
+                <w:iCs w:val="false"/>
+                <w:color w:val="24292F"/>
+                <w:sz w:val="17"/>
+                <w:szCs w:val="17"/>
+              </w:rPr>
+              <w:t xml:space="preserve">upper</w:t>
+            </w:r>
+            <w:r>
+              <w:rPr>
+                <w:rFonts w:ascii="Consolas" w:cs="Consolas" w:eastAsia="맑은 고딕" w:hAnsi="Consolas"/>
+                <w:b w:val="false"/>
+                <w:bCs w:val="false"/>
+                <w:i w:val="false"/>
+                <w:iCs w:val="false"/>
+                <w:color w:val="24292F"/>
+                <w:sz w:val="17"/>
+                <w:szCs w:val="17"/>
+              </w:rPr>
+              <w:t xml:space="preserve">()                       </w:t>
             </w:r>
             <w:r>
               <w:rPr>
@@ -9379,7 +9145,7 @@
                 <w:sz w:val="17"/>
                 <w:szCs w:val="17"/>
               </w:rPr>
-              <w:t xml:space="preserve"># 값 → 다른 값으로 대응</w:t>
+              <w:t xml:space="preserve"># 문자열 메서드</w:t>
             </w:r>
           </w:p>
           <w:p>
@@ -9398,260 +9164,28 @@
             <w:r>
               <w:rPr>
                 <w:rFonts w:ascii="Consolas" w:cs="Consolas" w:eastAsia="맑은 고딕" w:hAnsi="Consolas"/>
-                <w:sz w:val="17"/>
-                <w:szCs w:val="17"/>
-              </w:rPr>
-              <w:t xml:space="preserve"> </w:t>
-            </w:r>
-          </w:p>
-          <w:p>
-            <w:pPr>
-              <w:spacing w:after="0" w:line="252"/>
-            </w:pPr>
-            <w:r>
-              <w:rPr>
-                <w:rFonts w:ascii="Consolas" w:cs="Consolas" w:eastAsia="맑은 고딕" w:hAnsi="Consolas"/>
-                <w:color w:val="A0A0A0"/>
-                <w:sz w:val="17"/>
-                <w:szCs w:val="17"/>
-              </w:rPr>
-              <w:t xml:space="preserve">13  </w:t>
-            </w:r>
-            <w:r>
-              <w:rPr>
-                <w:rFonts w:ascii="Consolas" w:cs="Consolas" w:eastAsia="맑은 고딕" w:hAnsi="Consolas"/>
-                <w:b/>
-                <w:bCs/>
-                <w:i w:val="false"/>
-                <w:iCs w:val="false"/>
-                <w:color w:val="0033B3"/>
-                <w:sz w:val="17"/>
-                <w:szCs w:val="17"/>
-              </w:rPr>
-              <w:t xml:space="preserve">def</w:t>
-            </w:r>
-            <w:r>
-              <w:rPr>
-                <w:rFonts w:ascii="Consolas" w:cs="Consolas" w:eastAsia="맑은 고딕" w:hAnsi="Consolas"/>
-                <w:b w:val="false"/>
-                <w:bCs w:val="false"/>
-                <w:i w:val="false"/>
-                <w:iCs w:val="false"/>
-                <w:color w:val="24292F"/>
-                <w:sz w:val="17"/>
-                <w:szCs w:val="17"/>
-              </w:rPr>
-              <w:t xml:space="preserve"> </w:t>
-            </w:r>
-            <w:r>
-              <w:rPr>
-                <w:rFonts w:ascii="Consolas" w:cs="Consolas" w:eastAsia="맑은 고딕" w:hAnsi="Consolas"/>
-                <w:b w:val="false"/>
-                <w:bCs w:val="false"/>
-                <w:i w:val="false"/>
-                <w:iCs w:val="false"/>
-                <w:color w:val="24292F"/>
-                <w:sz w:val="17"/>
-                <w:szCs w:val="17"/>
-              </w:rPr>
-              <w:t xml:space="preserve">grade</w:t>
-            </w:r>
-            <w:r>
-              <w:rPr>
-                <w:rFonts w:ascii="Consolas" w:cs="Consolas" w:eastAsia="맑은 고딕" w:hAnsi="Consolas"/>
-                <w:b w:val="false"/>
-                <w:bCs w:val="false"/>
-                <w:i w:val="false"/>
-                <w:iCs w:val="false"/>
-                <w:color w:val="24292F"/>
-                <w:sz w:val="17"/>
-                <w:szCs w:val="17"/>
-              </w:rPr>
-              <w:t xml:space="preserve">(</w:t>
-            </w:r>
-            <w:r>
-              <w:rPr>
-                <w:rFonts w:ascii="Consolas" w:cs="Consolas" w:eastAsia="맑은 고딕" w:hAnsi="Consolas"/>
-                <w:b w:val="false"/>
-                <w:bCs w:val="false"/>
-                <w:i w:val="false"/>
-                <w:iCs w:val="false"/>
-                <w:color w:val="24292F"/>
-                <w:sz w:val="17"/>
-                <w:szCs w:val="17"/>
-              </w:rPr>
-              <w:t xml:space="preserve">s</w:t>
-            </w:r>
-            <w:r>
-              <w:rPr>
-                <w:rFonts w:ascii="Consolas" w:cs="Consolas" w:eastAsia="맑은 고딕" w:hAnsi="Consolas"/>
-                <w:b w:val="false"/>
-                <w:bCs w:val="false"/>
-                <w:i w:val="false"/>
-                <w:iCs w:val="false"/>
-                <w:color w:val="24292F"/>
-                <w:sz w:val="17"/>
-                <w:szCs w:val="17"/>
-              </w:rPr>
-              <w:t xml:space="preserve">):</w:t>
-            </w:r>
-          </w:p>
-          <w:p>
-            <w:pPr>
-              <w:spacing w:after="0" w:line="252"/>
-            </w:pPr>
-            <w:r>
-              <w:rPr>
-                <w:rFonts w:ascii="Consolas" w:cs="Consolas" w:eastAsia="맑은 고딕" w:hAnsi="Consolas"/>
-                <w:color w:val="A0A0A0"/>
-                <w:sz w:val="17"/>
-                <w:szCs w:val="17"/>
-              </w:rPr>
-              <w:t xml:space="preserve">14  </w:t>
-            </w:r>
-            <w:r>
-              <w:rPr>
-                <w:rFonts w:ascii="Consolas" w:cs="Consolas" w:eastAsia="맑은 고딕" w:hAnsi="Consolas"/>
-                <w:b w:val="false"/>
-                <w:bCs w:val="false"/>
-                <w:i w:val="false"/>
-                <w:iCs w:val="false"/>
-                <w:color w:val="24292F"/>
-                <w:sz w:val="17"/>
-                <w:szCs w:val="17"/>
-              </w:rPr>
-              <w:t xml:space="preserve">    </w:t>
-            </w:r>
-            <w:r>
-              <w:rPr>
-                <w:rFonts w:ascii="Consolas" w:cs="Consolas" w:eastAsia="맑은 고딕" w:hAnsi="Consolas"/>
-                <w:b/>
-                <w:bCs/>
-                <w:i w:val="false"/>
-                <w:iCs w:val="false"/>
-                <w:color w:val="0033B3"/>
-                <w:sz w:val="17"/>
-                <w:szCs w:val="17"/>
-              </w:rPr>
-              <w:t xml:space="preserve">if</w:t>
-            </w:r>
-            <w:r>
-              <w:rPr>
-                <w:rFonts w:ascii="Consolas" w:cs="Consolas" w:eastAsia="맑은 고딕" w:hAnsi="Consolas"/>
-                <w:b w:val="false"/>
-                <w:bCs w:val="false"/>
-                <w:i w:val="false"/>
-                <w:iCs w:val="false"/>
-                <w:color w:val="24292F"/>
-                <w:sz w:val="17"/>
-                <w:szCs w:val="17"/>
-              </w:rPr>
-              <w:t xml:space="preserve"> </w:t>
-            </w:r>
-            <w:r>
-              <w:rPr>
-                <w:rFonts w:ascii="Consolas" w:cs="Consolas" w:eastAsia="맑은 고딕" w:hAnsi="Consolas"/>
-                <w:b w:val="false"/>
-                <w:bCs w:val="false"/>
-                <w:i w:val="false"/>
-                <w:iCs w:val="false"/>
-                <w:color w:val="24292F"/>
-                <w:sz w:val="17"/>
-                <w:szCs w:val="17"/>
-              </w:rPr>
-              <w:t xml:space="preserve">s</w:t>
-            </w:r>
-            <w:r>
-              <w:rPr>
-                <w:rFonts w:ascii="Consolas" w:cs="Consolas" w:eastAsia="맑은 고딕" w:hAnsi="Consolas"/>
-                <w:b w:val="false"/>
-                <w:bCs w:val="false"/>
-                <w:i w:val="false"/>
-                <w:iCs w:val="false"/>
-                <w:color w:val="24292F"/>
-                <w:sz w:val="17"/>
-                <w:szCs w:val="17"/>
-              </w:rPr>
-              <w:t xml:space="preserve"> &gt;= </w:t>
-            </w:r>
-            <w:r>
-              <w:rPr>
-                <w:rFonts w:ascii="Consolas" w:cs="Consolas" w:eastAsia="맑은 고딕" w:hAnsi="Consolas"/>
-                <w:b w:val="false"/>
-                <w:bCs w:val="false"/>
-                <w:i w:val="false"/>
-                <w:iCs w:val="false"/>
-                <w:color w:val="098658"/>
-                <w:sz w:val="17"/>
-                <w:szCs w:val="17"/>
-              </w:rPr>
-              <w:t xml:space="preserve">90</w:t>
-            </w:r>
-            <w:r>
-              <w:rPr>
-                <w:rFonts w:ascii="Consolas" w:cs="Consolas" w:eastAsia="맑은 고딕" w:hAnsi="Consolas"/>
-                <w:b w:val="false"/>
-                <w:bCs w:val="false"/>
-                <w:i w:val="false"/>
-                <w:iCs w:val="false"/>
-                <w:color w:val="24292F"/>
-                <w:sz w:val="17"/>
-                <w:szCs w:val="17"/>
-              </w:rPr>
-              <w:t xml:space="preserve">:</w:t>
-            </w:r>
-          </w:p>
-          <w:p>
-            <w:pPr>
-              <w:spacing w:after="0" w:line="252"/>
-            </w:pPr>
-            <w:r>
-              <w:rPr>
-                <w:rFonts w:ascii="Consolas" w:cs="Consolas" w:eastAsia="맑은 고딕" w:hAnsi="Consolas"/>
-                <w:color w:val="A0A0A0"/>
-                <w:sz w:val="17"/>
-                <w:szCs w:val="17"/>
-              </w:rPr>
-              <w:t xml:space="preserve">15  </w:t>
-            </w:r>
-            <w:r>
-              <w:rPr>
-                <w:rFonts w:ascii="Consolas" w:cs="Consolas" w:eastAsia="맑은 고딕" w:hAnsi="Consolas"/>
-                <w:b w:val="false"/>
-                <w:bCs w:val="false"/>
-                <w:i w:val="false"/>
-                <w:iCs w:val="false"/>
-                <w:color w:val="24292F"/>
-                <w:sz w:val="17"/>
-                <w:szCs w:val="17"/>
-              </w:rPr>
-              <w:t xml:space="preserve">        </w:t>
-            </w:r>
-            <w:r>
-              <w:rPr>
-                <w:rFonts w:ascii="Consolas" w:cs="Consolas" w:eastAsia="맑은 고딕" w:hAnsi="Consolas"/>
-                <w:b/>
-                <w:bCs/>
-                <w:i w:val="false"/>
-                <w:iCs w:val="false"/>
-                <w:color w:val="0033B3"/>
-                <w:sz w:val="17"/>
-                <w:szCs w:val="17"/>
-              </w:rPr>
-              <w:t xml:space="preserve">return</w:t>
-            </w:r>
-            <w:r>
-              <w:rPr>
-                <w:rFonts w:ascii="Consolas" w:cs="Consolas" w:eastAsia="맑은 고딕" w:hAnsi="Consolas"/>
-                <w:b w:val="false"/>
-                <w:bCs w:val="false"/>
-                <w:i w:val="false"/>
-                <w:iCs w:val="false"/>
-                <w:color w:val="24292F"/>
-                <w:sz w:val="17"/>
-                <w:szCs w:val="17"/>
-              </w:rPr>
-              <w:t xml:space="preserve"> </w:t>
+                <w:b w:val="false"/>
+                <w:bCs w:val="false"/>
+                <w:i w:val="false"/>
+                <w:iCs w:val="false"/>
+                <w:color w:val="24292F"/>
+                <w:sz w:val="17"/>
+                <w:szCs w:val="17"/>
+              </w:rPr>
+              <w:t xml:space="preserve">df</w:t>
+            </w:r>
+            <w:r>
+              <w:rPr>
+                <w:rFonts w:ascii="Consolas" w:cs="Consolas" w:eastAsia="맑은 고딕" w:hAnsi="Consolas"/>
+                <w:b w:val="false"/>
+                <w:bCs w:val="false"/>
+                <w:i w:val="false"/>
+                <w:iCs w:val="false"/>
+                <w:color w:val="24292F"/>
+                <w:sz w:val="17"/>
+                <w:szCs w:val="17"/>
+              </w:rPr>
+              <w:t xml:space="preserve">[</w:t>
             </w:r>
             <w:r>
               <w:rPr>
@@ -9664,165 +9198,46 @@
                 <w:sz w:val="17"/>
                 <w:szCs w:val="17"/>
               </w:rPr>
-              <w:t xml:space="preserve">"A"</w:t>
-            </w:r>
-          </w:p>
-          <w:p>
-            <w:pPr>
-              <w:spacing w:after="0" w:line="252"/>
-            </w:pPr>
-            <w:r>
-              <w:rPr>
-                <w:rFonts w:ascii="Consolas" w:cs="Consolas" w:eastAsia="맑은 고딕" w:hAnsi="Consolas"/>
-                <w:color w:val="A0A0A0"/>
-                <w:sz w:val="17"/>
-                <w:szCs w:val="17"/>
-              </w:rPr>
-              <w:t xml:space="preserve">16  </w:t>
-            </w:r>
-            <w:r>
-              <w:rPr>
-                <w:rFonts w:ascii="Consolas" w:cs="Consolas" w:eastAsia="맑은 고딕" w:hAnsi="Consolas"/>
-                <w:b w:val="false"/>
-                <w:bCs w:val="false"/>
-                <w:i w:val="false"/>
-                <w:iCs w:val="false"/>
-                <w:color w:val="24292F"/>
-                <w:sz w:val="17"/>
-                <w:szCs w:val="17"/>
-              </w:rPr>
-              <w:t xml:space="preserve">    </w:t>
-            </w:r>
-            <w:r>
-              <w:rPr>
-                <w:rFonts w:ascii="Consolas" w:cs="Consolas" w:eastAsia="맑은 고딕" w:hAnsi="Consolas"/>
-                <w:b/>
-                <w:bCs/>
-                <w:i w:val="false"/>
-                <w:iCs w:val="false"/>
-                <w:color w:val="0033B3"/>
-                <w:sz w:val="17"/>
-                <w:szCs w:val="17"/>
-              </w:rPr>
-              <w:t xml:space="preserve">elif</w:t>
-            </w:r>
-            <w:r>
-              <w:rPr>
-                <w:rFonts w:ascii="Consolas" w:cs="Consolas" w:eastAsia="맑은 고딕" w:hAnsi="Consolas"/>
-                <w:b w:val="false"/>
-                <w:bCs w:val="false"/>
-                <w:i w:val="false"/>
-                <w:iCs w:val="false"/>
-                <w:color w:val="24292F"/>
-                <w:sz w:val="17"/>
-                <w:szCs w:val="17"/>
-              </w:rPr>
-              <w:t xml:space="preserve"> </w:t>
-            </w:r>
-            <w:r>
-              <w:rPr>
-                <w:rFonts w:ascii="Consolas" w:cs="Consolas" w:eastAsia="맑은 고딕" w:hAnsi="Consolas"/>
-                <w:b w:val="false"/>
-                <w:bCs w:val="false"/>
-                <w:i w:val="false"/>
-                <w:iCs w:val="false"/>
-                <w:color w:val="24292F"/>
-                <w:sz w:val="17"/>
-                <w:szCs w:val="17"/>
-              </w:rPr>
-              <w:t xml:space="preserve">s</w:t>
-            </w:r>
-            <w:r>
-              <w:rPr>
-                <w:rFonts w:ascii="Consolas" w:cs="Consolas" w:eastAsia="맑은 고딕" w:hAnsi="Consolas"/>
-                <w:b w:val="false"/>
-                <w:bCs w:val="false"/>
-                <w:i w:val="false"/>
-                <w:iCs w:val="false"/>
-                <w:color w:val="24292F"/>
-                <w:sz w:val="17"/>
-                <w:szCs w:val="17"/>
-              </w:rPr>
-              <w:t xml:space="preserve"> &gt;= </w:t>
-            </w:r>
-            <w:r>
-              <w:rPr>
-                <w:rFonts w:ascii="Consolas" w:cs="Consolas" w:eastAsia="맑은 고딕" w:hAnsi="Consolas"/>
-                <w:b w:val="false"/>
-                <w:bCs w:val="false"/>
-                <w:i w:val="false"/>
-                <w:iCs w:val="false"/>
-                <w:color w:val="098658"/>
-                <w:sz w:val="17"/>
-                <w:szCs w:val="17"/>
-              </w:rPr>
-              <w:t xml:space="preserve">80</w:t>
-            </w:r>
-            <w:r>
-              <w:rPr>
-                <w:rFonts w:ascii="Consolas" w:cs="Consolas" w:eastAsia="맑은 고딕" w:hAnsi="Consolas"/>
-                <w:b w:val="false"/>
-                <w:bCs w:val="false"/>
-                <w:i w:val="false"/>
-                <w:iCs w:val="false"/>
-                <w:color w:val="24292F"/>
-                <w:sz w:val="17"/>
-                <w:szCs w:val="17"/>
-              </w:rPr>
-              <w:t xml:space="preserve">:</w:t>
-            </w:r>
-          </w:p>
-          <w:p>
-            <w:pPr>
-              <w:spacing w:after="0" w:line="252"/>
-            </w:pPr>
-            <w:r>
-              <w:rPr>
-                <w:rFonts w:ascii="Consolas" w:cs="Consolas" w:eastAsia="맑은 고딕" w:hAnsi="Consolas"/>
-                <w:color w:val="A0A0A0"/>
-                <w:sz w:val="17"/>
-                <w:szCs w:val="17"/>
-              </w:rPr>
-              <w:t xml:space="preserve">17  </w:t>
-            </w:r>
-            <w:r>
-              <w:rPr>
-                <w:rFonts w:ascii="Consolas" w:cs="Consolas" w:eastAsia="맑은 고딕" w:hAnsi="Consolas"/>
-                <w:b w:val="false"/>
-                <w:bCs w:val="false"/>
-                <w:i w:val="false"/>
-                <w:iCs w:val="false"/>
-                <w:color w:val="24292F"/>
-                <w:sz w:val="17"/>
-                <w:szCs w:val="17"/>
-              </w:rPr>
-              <w:t xml:space="preserve">        </w:t>
-            </w:r>
-            <w:r>
-              <w:rPr>
-                <w:rFonts w:ascii="Consolas" w:cs="Consolas" w:eastAsia="맑은 고딕" w:hAnsi="Consolas"/>
-                <w:b/>
-                <w:bCs/>
-                <w:i w:val="false"/>
-                <w:iCs w:val="false"/>
-                <w:color w:val="0033B3"/>
-                <w:sz w:val="17"/>
-                <w:szCs w:val="17"/>
-              </w:rPr>
-              <w:t xml:space="preserve">return</w:t>
-            </w:r>
-            <w:r>
-              <w:rPr>
-                <w:rFonts w:ascii="Consolas" w:cs="Consolas" w:eastAsia="맑은 고딕" w:hAnsi="Consolas"/>
-                <w:b w:val="false"/>
-                <w:bCs w:val="false"/>
-                <w:i w:val="false"/>
-                <w:iCs w:val="false"/>
-                <w:color w:val="24292F"/>
-                <w:sz w:val="17"/>
-                <w:szCs w:val="17"/>
-              </w:rPr>
-              <w:t xml:space="preserve"> </w:t>
+              <w:t xml:space="preserve">"gender_kr"</w:t>
+            </w:r>
+            <w:r>
+              <w:rPr>
+                <w:rFonts w:ascii="Consolas" w:cs="Consolas" w:eastAsia="맑은 고딕" w:hAnsi="Consolas"/>
+                <w:b w:val="false"/>
+                <w:bCs w:val="false"/>
+                <w:i w:val="false"/>
+                <w:iCs w:val="false"/>
+                <w:color w:val="24292F"/>
+                <w:sz w:val="17"/>
+                <w:szCs w:val="17"/>
+              </w:rPr>
+              <w:t xml:space="preserve">] = </w:t>
+            </w:r>
+            <w:r>
+              <w:rPr>
+                <w:rFonts w:ascii="Consolas" w:cs="Consolas" w:eastAsia="맑은 고딕" w:hAnsi="Consolas"/>
+                <w:b w:val="false"/>
+                <w:bCs w:val="false"/>
+                <w:i w:val="false"/>
+                <w:iCs w:val="false"/>
+                <w:color w:val="24292F"/>
+                <w:sz w:val="17"/>
+                <w:szCs w:val="17"/>
+              </w:rPr>
+              <w:t xml:space="preserve">df</w:t>
+            </w:r>
+            <w:r>
+              <w:rPr>
+                <w:rFonts w:ascii="Consolas" w:cs="Consolas" w:eastAsia="맑은 고딕" w:hAnsi="Consolas"/>
+                <w:b w:val="false"/>
+                <w:bCs w:val="false"/>
+                <w:i w:val="false"/>
+                <w:iCs w:val="false"/>
+                <w:color w:val="24292F"/>
+                <w:sz w:val="17"/>
+                <w:szCs w:val="17"/>
+              </w:rPr>
+              <w:t xml:space="preserve">[</w:t>
             </w:r>
             <w:r>
               <w:rPr>
@@ -9835,60 +9250,46 @@
                 <w:sz w:val="17"/>
                 <w:szCs w:val="17"/>
               </w:rPr>
-              <w:t xml:space="preserve">"B"</w:t>
-            </w:r>
-          </w:p>
-          <w:p>
-            <w:pPr>
-              <w:spacing w:after="0" w:line="252"/>
-            </w:pPr>
-            <w:r>
-              <w:rPr>
-                <w:rFonts w:ascii="Consolas" w:cs="Consolas" w:eastAsia="맑은 고딕" w:hAnsi="Consolas"/>
-                <w:color w:val="A0A0A0"/>
-                <w:sz w:val="17"/>
-                <w:szCs w:val="17"/>
-              </w:rPr>
-              <w:t xml:space="preserve">18  </w:t>
-            </w:r>
-            <w:r>
-              <w:rPr>
-                <w:rFonts w:ascii="Consolas" w:cs="Consolas" w:eastAsia="맑은 고딕" w:hAnsi="Consolas"/>
-                <w:b w:val="false"/>
-                <w:bCs w:val="false"/>
-                <w:i w:val="false"/>
-                <w:iCs w:val="false"/>
-                <w:color w:val="24292F"/>
-                <w:sz w:val="17"/>
-                <w:szCs w:val="17"/>
-              </w:rPr>
-              <w:t xml:space="preserve">    </w:t>
-            </w:r>
-            <w:r>
-              <w:rPr>
-                <w:rFonts w:ascii="Consolas" w:cs="Consolas" w:eastAsia="맑은 고딕" w:hAnsi="Consolas"/>
-                <w:b/>
-                <w:bCs/>
-                <w:i w:val="false"/>
-                <w:iCs w:val="false"/>
-                <w:color w:val="0033B3"/>
-                <w:sz w:val="17"/>
-                <w:szCs w:val="17"/>
-              </w:rPr>
-              <w:t xml:space="preserve">return</w:t>
-            </w:r>
-            <w:r>
-              <w:rPr>
-                <w:rFonts w:ascii="Consolas" w:cs="Consolas" w:eastAsia="맑은 고딕" w:hAnsi="Consolas"/>
-                <w:b w:val="false"/>
-                <w:bCs w:val="false"/>
-                <w:i w:val="false"/>
-                <w:iCs w:val="false"/>
-                <w:color w:val="24292F"/>
-                <w:sz w:val="17"/>
-                <w:szCs w:val="17"/>
-              </w:rPr>
-              <w:t xml:space="preserve"> </w:t>
+              <w:t xml:space="preserve">"gender"</w:t>
+            </w:r>
+            <w:r>
+              <w:rPr>
+                <w:rFonts w:ascii="Consolas" w:cs="Consolas" w:eastAsia="맑은 고딕" w:hAnsi="Consolas"/>
+                <w:b w:val="false"/>
+                <w:bCs w:val="false"/>
+                <w:i w:val="false"/>
+                <w:iCs w:val="false"/>
+                <w:color w:val="24292F"/>
+                <w:sz w:val="17"/>
+                <w:szCs w:val="17"/>
+              </w:rPr>
+              <w:t xml:space="preserve">].</w:t>
+            </w:r>
+            <w:r>
+              <w:rPr>
+                <w:rFonts w:ascii="Consolas" w:cs="Consolas" w:eastAsia="맑은 고딕" w:hAnsi="Consolas"/>
+                <w:b w:val="false"/>
+                <w:bCs w:val="false"/>
+                <w:i w:val="false"/>
+                <w:iCs w:val="false"/>
+                <w:color w:val="24292F"/>
+                <w:sz w:val="17"/>
+                <w:szCs w:val="17"/>
+              </w:rPr>
+              <w:t xml:space="preserve">map</w:t>
+            </w:r>
+            <w:r>
+              <w:rPr>
+                <w:rFonts w:ascii="Consolas" w:cs="Consolas" w:eastAsia="맑은 고딕" w:hAnsi="Consolas"/>
+                <w:b w:val="false"/>
+                <w:bCs w:val="false"/>
+                <w:i w:val="false"/>
+                <w:iCs w:val="false"/>
+                <w:color w:val="24292F"/>
+                <w:sz w:val="17"/>
+                <w:szCs w:val="17"/>
+              </w:rPr>
+              <w:t xml:space="preserve">({</w:t>
             </w:r>
             <w:r>
               <w:rPr>
@@ -9901,69 +9302,20 @@
                 <w:sz w:val="17"/>
                 <w:szCs w:val="17"/>
               </w:rPr>
-              <w:t xml:space="preserve">"C"</w:t>
-            </w:r>
-          </w:p>
-          <w:p>
-            <w:pPr>
-              <w:spacing w:after="0" w:line="252"/>
-            </w:pPr>
-            <w:r>
-              <w:rPr>
-                <w:rFonts w:ascii="Consolas" w:cs="Consolas" w:eastAsia="맑은 고딕" w:hAnsi="Consolas"/>
-                <w:color w:val="A0A0A0"/>
-                <w:sz w:val="17"/>
-                <w:szCs w:val="17"/>
-              </w:rPr>
-              <w:t xml:space="preserve">19  </w:t>
-            </w:r>
-            <w:r>
-              <w:rPr>
-                <w:rFonts w:ascii="Consolas" w:cs="Consolas" w:eastAsia="맑은 고딕" w:hAnsi="Consolas"/>
-                <w:sz w:val="17"/>
-                <w:szCs w:val="17"/>
-              </w:rPr>
-              <w:t xml:space="preserve"> </w:t>
-            </w:r>
-          </w:p>
-          <w:p>
-            <w:pPr>
-              <w:spacing w:after="0" w:line="252"/>
-            </w:pPr>
-            <w:r>
-              <w:rPr>
-                <w:rFonts w:ascii="Consolas" w:cs="Consolas" w:eastAsia="맑은 고딕" w:hAnsi="Consolas"/>
-                <w:color w:val="A0A0A0"/>
-                <w:sz w:val="17"/>
-                <w:szCs w:val="17"/>
-              </w:rPr>
-              <w:t xml:space="preserve">20  </w:t>
-            </w:r>
-            <w:r>
-              <w:rPr>
-                <w:rFonts w:ascii="Consolas" w:cs="Consolas" w:eastAsia="맑은 고딕" w:hAnsi="Consolas"/>
-                <w:b w:val="false"/>
-                <w:bCs w:val="false"/>
-                <w:i w:val="false"/>
-                <w:iCs w:val="false"/>
-                <w:color w:val="24292F"/>
-                <w:sz w:val="17"/>
-                <w:szCs w:val="17"/>
-              </w:rPr>
-              <w:t xml:space="preserve">df</w:t>
-            </w:r>
-            <w:r>
-              <w:rPr>
-                <w:rFonts w:ascii="Consolas" w:cs="Consolas" w:eastAsia="맑은 고딕" w:hAnsi="Consolas"/>
-                <w:b w:val="false"/>
-                <w:bCs w:val="false"/>
-                <w:i w:val="false"/>
-                <w:iCs w:val="false"/>
-                <w:color w:val="24292F"/>
-                <w:sz w:val="17"/>
-                <w:szCs w:val="17"/>
-              </w:rPr>
-              <w:t xml:space="preserve">[</w:t>
+              <w:t xml:space="preserve">"M"</w:t>
+            </w:r>
+            <w:r>
+              <w:rPr>
+                <w:rFonts w:ascii="Consolas" w:cs="Consolas" w:eastAsia="맑은 고딕" w:hAnsi="Consolas"/>
+                <w:b w:val="false"/>
+                <w:bCs w:val="false"/>
+                <w:i w:val="false"/>
+                <w:iCs w:val="false"/>
+                <w:color w:val="24292F"/>
+                <w:sz w:val="17"/>
+                <w:szCs w:val="17"/>
+              </w:rPr>
+              <w:t xml:space="preserve">: </w:t>
             </w:r>
             <w:r>
               <w:rPr>
@@ -9976,46 +9328,20 @@
                 <w:sz w:val="17"/>
                 <w:szCs w:val="17"/>
               </w:rPr>
-              <w:t xml:space="preserve">"grade"</w:t>
-            </w:r>
-            <w:r>
-              <w:rPr>
-                <w:rFonts w:ascii="Consolas" w:cs="Consolas" w:eastAsia="맑은 고딕" w:hAnsi="Consolas"/>
-                <w:b w:val="false"/>
-                <w:bCs w:val="false"/>
-                <w:i w:val="false"/>
-                <w:iCs w:val="false"/>
-                <w:color w:val="24292F"/>
-                <w:sz w:val="17"/>
-                <w:szCs w:val="17"/>
-              </w:rPr>
-              <w:t xml:space="preserve">] = </w:t>
-            </w:r>
-            <w:r>
-              <w:rPr>
-                <w:rFonts w:ascii="Consolas" w:cs="Consolas" w:eastAsia="맑은 고딕" w:hAnsi="Consolas"/>
-                <w:b w:val="false"/>
-                <w:bCs w:val="false"/>
-                <w:i w:val="false"/>
-                <w:iCs w:val="false"/>
-                <w:color w:val="24292F"/>
-                <w:sz w:val="17"/>
-                <w:szCs w:val="17"/>
-              </w:rPr>
-              <w:t xml:space="preserve">df</w:t>
-            </w:r>
-            <w:r>
-              <w:rPr>
-                <w:rFonts w:ascii="Consolas" w:cs="Consolas" w:eastAsia="맑은 고딕" w:hAnsi="Consolas"/>
-                <w:b w:val="false"/>
-                <w:bCs w:val="false"/>
-                <w:i w:val="false"/>
-                <w:iCs w:val="false"/>
-                <w:color w:val="24292F"/>
-                <w:sz w:val="17"/>
-                <w:szCs w:val="17"/>
-              </w:rPr>
-              <w:t xml:space="preserve">[</w:t>
+              <w:t xml:space="preserve">"남"</w:t>
+            </w:r>
+            <w:r>
+              <w:rPr>
+                <w:rFonts w:ascii="Consolas" w:cs="Consolas" w:eastAsia="맑은 고딕" w:hAnsi="Consolas"/>
+                <w:b w:val="false"/>
+                <w:bCs w:val="false"/>
+                <w:i w:val="false"/>
+                <w:iCs w:val="false"/>
+                <w:color w:val="24292F"/>
+                <w:sz w:val="17"/>
+                <w:szCs w:val="17"/>
+              </w:rPr>
+              <w:t xml:space="preserve">, </w:t>
             </w:r>
             <w:r>
               <w:rPr>
@@ -10028,72 +9354,46 @@
                 <w:sz w:val="17"/>
                 <w:szCs w:val="17"/>
               </w:rPr>
-              <w:t xml:space="preserve">"score"</w:t>
-            </w:r>
-            <w:r>
-              <w:rPr>
-                <w:rFonts w:ascii="Consolas" w:cs="Consolas" w:eastAsia="맑은 고딕" w:hAnsi="Consolas"/>
-                <w:b w:val="false"/>
-                <w:bCs w:val="false"/>
-                <w:i w:val="false"/>
-                <w:iCs w:val="false"/>
-                <w:color w:val="24292F"/>
-                <w:sz w:val="17"/>
-                <w:szCs w:val="17"/>
-              </w:rPr>
-              <w:t xml:space="preserve">].</w:t>
-            </w:r>
-            <w:r>
-              <w:rPr>
-                <w:rFonts w:ascii="Consolas" w:cs="Consolas" w:eastAsia="맑은 고딕" w:hAnsi="Consolas"/>
-                <w:b w:val="false"/>
-                <w:bCs w:val="false"/>
-                <w:i w:val="false"/>
-                <w:iCs w:val="false"/>
-                <w:color w:val="24292F"/>
-                <w:sz w:val="17"/>
-                <w:szCs w:val="17"/>
-              </w:rPr>
-              <w:t xml:space="preserve">apply</w:t>
-            </w:r>
-            <w:r>
-              <w:rPr>
-                <w:rFonts w:ascii="Consolas" w:cs="Consolas" w:eastAsia="맑은 고딕" w:hAnsi="Consolas"/>
-                <w:b w:val="false"/>
-                <w:bCs w:val="false"/>
-                <w:i w:val="false"/>
-                <w:iCs w:val="false"/>
-                <w:color w:val="24292F"/>
-                <w:sz w:val="17"/>
-                <w:szCs w:val="17"/>
-              </w:rPr>
-              <w:t xml:space="preserve">(</w:t>
-            </w:r>
-            <w:r>
-              <w:rPr>
-                <w:rFonts w:ascii="Consolas" w:cs="Consolas" w:eastAsia="맑은 고딕" w:hAnsi="Consolas"/>
-                <w:b w:val="false"/>
-                <w:bCs w:val="false"/>
-                <w:i w:val="false"/>
-                <w:iCs w:val="false"/>
-                <w:color w:val="24292F"/>
-                <w:sz w:val="17"/>
-                <w:szCs w:val="17"/>
-              </w:rPr>
-              <w:t xml:space="preserve">grade</w:t>
-            </w:r>
-            <w:r>
-              <w:rPr>
-                <w:rFonts w:ascii="Consolas" w:cs="Consolas" w:eastAsia="맑은 고딕" w:hAnsi="Consolas"/>
-                <w:b w:val="false"/>
-                <w:bCs w:val="false"/>
-                <w:i w:val="false"/>
-                <w:iCs w:val="false"/>
-                <w:color w:val="24292F"/>
-                <w:sz w:val="17"/>
-                <w:szCs w:val="17"/>
-              </w:rPr>
-              <w:t xml:space="preserve">)                    </w:t>
+              <w:t xml:space="preserve">"F"</w:t>
+            </w:r>
+            <w:r>
+              <w:rPr>
+                <w:rFonts w:ascii="Consolas" w:cs="Consolas" w:eastAsia="맑은 고딕" w:hAnsi="Consolas"/>
+                <w:b w:val="false"/>
+                <w:bCs w:val="false"/>
+                <w:i w:val="false"/>
+                <w:iCs w:val="false"/>
+                <w:color w:val="24292F"/>
+                <w:sz w:val="17"/>
+                <w:szCs w:val="17"/>
+              </w:rPr>
+              <w:t xml:space="preserve">: </w:t>
+            </w:r>
+            <w:r>
+              <w:rPr>
+                <w:rFonts w:ascii="Consolas" w:cs="Consolas" w:eastAsia="맑은 고딕" w:hAnsi="Consolas"/>
+                <w:b w:val="false"/>
+                <w:bCs w:val="false"/>
+                <w:i w:val="false"/>
+                <w:iCs w:val="false"/>
+                <w:color w:val="A31515"/>
+                <w:sz w:val="17"/>
+                <w:szCs w:val="17"/>
+              </w:rPr>
+              <w:t xml:space="preserve">"여"</w:t>
+            </w:r>
+            <w:r>
+              <w:rPr>
+                <w:rFonts w:ascii="Consolas" w:cs="Consolas" w:eastAsia="맑은 고딕" w:hAnsi="Consolas"/>
+                <w:b w:val="false"/>
+                <w:bCs w:val="false"/>
+                <w:i w:val="false"/>
+                <w:iCs w:val="false"/>
+                <w:color w:val="24292F"/>
+                <w:sz w:val="17"/>
+                <w:szCs w:val="17"/>
+              </w:rPr>
+              <w:t xml:space="preserve">})  </w:t>
             </w:r>
             <w:r>
               <w:rPr>
@@ -10106,7 +9406,7 @@
                 <w:sz w:val="17"/>
                 <w:szCs w:val="17"/>
               </w:rPr>
-              <w:t xml:space="preserve"># 함수를 모든 값에 적용</w:t>
+              <w:t xml:space="preserve"># 값 → 다른 값으로 대응</w:t>
             </w:r>
           </w:p>
           <w:p>
@@ -10120,137 +9420,56 @@
                 <w:sz w:val="17"/>
                 <w:szCs w:val="17"/>
               </w:rPr>
-              <w:t xml:space="preserve">21  </w:t>
-            </w:r>
-            <w:r>
-              <w:rPr>
-                <w:rFonts w:ascii="Consolas" w:cs="Consolas" w:eastAsia="맑은 고딕" w:hAnsi="Consolas"/>
-                <w:b w:val="false"/>
-                <w:bCs w:val="false"/>
-                <w:i w:val="false"/>
-                <w:iCs w:val="false"/>
-                <w:color w:val="24292F"/>
-                <w:sz w:val="17"/>
-                <w:szCs w:val="17"/>
-              </w:rPr>
-              <w:t xml:space="preserve">df</w:t>
-            </w:r>
-            <w:r>
-              <w:rPr>
-                <w:rFonts w:ascii="Consolas" w:cs="Consolas" w:eastAsia="맑은 고딕" w:hAnsi="Consolas"/>
-                <w:b w:val="false"/>
-                <w:bCs w:val="false"/>
-                <w:i w:val="false"/>
-                <w:iCs w:val="false"/>
-                <w:color w:val="24292F"/>
-                <w:sz w:val="17"/>
-                <w:szCs w:val="17"/>
-              </w:rPr>
-              <w:t xml:space="preserve">[</w:t>
-            </w:r>
-            <w:r>
-              <w:rPr>
-                <w:rFonts w:ascii="Consolas" w:cs="Consolas" w:eastAsia="맑은 고딕" w:hAnsi="Consolas"/>
-                <w:b w:val="false"/>
-                <w:bCs w:val="false"/>
-                <w:i w:val="false"/>
-                <w:iCs w:val="false"/>
-                <w:color w:val="A31515"/>
-                <w:sz w:val="17"/>
-                <w:szCs w:val="17"/>
-              </w:rPr>
-              <w:t xml:space="preserve">"bonus"</w:t>
-            </w:r>
-            <w:r>
-              <w:rPr>
-                <w:rFonts w:ascii="Consolas" w:cs="Consolas" w:eastAsia="맑은 고딕" w:hAnsi="Consolas"/>
-                <w:b w:val="false"/>
-                <w:bCs w:val="false"/>
-                <w:i w:val="false"/>
-                <w:iCs w:val="false"/>
-                <w:color w:val="24292F"/>
-                <w:sz w:val="17"/>
-                <w:szCs w:val="17"/>
-              </w:rPr>
-              <w:t xml:space="preserve">] = </w:t>
-            </w:r>
-            <w:r>
-              <w:rPr>
-                <w:rFonts w:ascii="Consolas" w:cs="Consolas" w:eastAsia="맑은 고딕" w:hAnsi="Consolas"/>
-                <w:b w:val="false"/>
-                <w:bCs w:val="false"/>
-                <w:i w:val="false"/>
-                <w:iCs w:val="false"/>
-                <w:color w:val="24292F"/>
-                <w:sz w:val="17"/>
-                <w:szCs w:val="17"/>
-              </w:rPr>
-              <w:t xml:space="preserve">df</w:t>
-            </w:r>
-            <w:r>
-              <w:rPr>
-                <w:rFonts w:ascii="Consolas" w:cs="Consolas" w:eastAsia="맑은 고딕" w:hAnsi="Consolas"/>
-                <w:b w:val="false"/>
-                <w:bCs w:val="false"/>
-                <w:i w:val="false"/>
-                <w:iCs w:val="false"/>
-                <w:color w:val="24292F"/>
-                <w:sz w:val="17"/>
-                <w:szCs w:val="17"/>
-              </w:rPr>
-              <w:t xml:space="preserve">[</w:t>
-            </w:r>
-            <w:r>
-              <w:rPr>
-                <w:rFonts w:ascii="Consolas" w:cs="Consolas" w:eastAsia="맑은 고딕" w:hAnsi="Consolas"/>
-                <w:b w:val="false"/>
-                <w:bCs w:val="false"/>
-                <w:i w:val="false"/>
-                <w:iCs w:val="false"/>
-                <w:color w:val="A31515"/>
-                <w:sz w:val="17"/>
-                <w:szCs w:val="17"/>
-              </w:rPr>
-              <w:t xml:space="preserve">"score"</w:t>
-            </w:r>
-            <w:r>
-              <w:rPr>
-                <w:rFonts w:ascii="Consolas" w:cs="Consolas" w:eastAsia="맑은 고딕" w:hAnsi="Consolas"/>
-                <w:b w:val="false"/>
-                <w:bCs w:val="false"/>
-                <w:i w:val="false"/>
-                <w:iCs w:val="false"/>
-                <w:color w:val="24292F"/>
-                <w:sz w:val="17"/>
-                <w:szCs w:val="17"/>
-              </w:rPr>
-              <w:t xml:space="preserve">].</w:t>
-            </w:r>
-            <w:r>
-              <w:rPr>
-                <w:rFonts w:ascii="Consolas" w:cs="Consolas" w:eastAsia="맑은 고딕" w:hAnsi="Consolas"/>
-                <w:b w:val="false"/>
-                <w:bCs w:val="false"/>
-                <w:i w:val="false"/>
-                <w:iCs w:val="false"/>
-                <w:color w:val="24292F"/>
-                <w:sz w:val="17"/>
-                <w:szCs w:val="17"/>
-              </w:rPr>
-              <w:t xml:space="preserve">apply</w:t>
-            </w:r>
-            <w:r>
-              <w:rPr>
-                <w:rFonts w:ascii="Consolas" w:cs="Consolas" w:eastAsia="맑은 고딕" w:hAnsi="Consolas"/>
-                <w:b w:val="false"/>
-                <w:bCs w:val="false"/>
-                <w:i w:val="false"/>
-                <w:iCs w:val="false"/>
-                <w:color w:val="24292F"/>
-                <w:sz w:val="17"/>
-                <w:szCs w:val="17"/>
-              </w:rPr>
-              <w:t xml:space="preserve">(</w:t>
+              <w:t xml:space="preserve">13  </w:t>
+            </w:r>
+            <w:r>
+              <w:rPr>
+                <w:rFonts w:ascii="Consolas" w:cs="Consolas" w:eastAsia="맑은 고딕" w:hAnsi="Consolas"/>
+                <w:sz w:val="17"/>
+                <w:szCs w:val="17"/>
+              </w:rPr>
+              <w:t xml:space="preserve"> </w:t>
+            </w:r>
+          </w:p>
+          <w:p>
+            <w:pPr>
+              <w:spacing w:after="0" w:line="252"/>
+            </w:pPr>
+            <w:r>
+              <w:rPr>
+                <w:rFonts w:ascii="Consolas" w:cs="Consolas" w:eastAsia="맑은 고딕" w:hAnsi="Consolas"/>
+                <w:color w:val="A0A0A0"/>
+                <w:sz w:val="17"/>
+                <w:szCs w:val="17"/>
+              </w:rPr>
+              <w:t xml:space="preserve">14  </w:t>
+            </w:r>
+            <w:r>
+              <w:rPr>
+                <w:rFonts w:ascii="Consolas" w:cs="Consolas" w:eastAsia="맑은 고딕" w:hAnsi="Consolas"/>
+                <w:b w:val="false"/>
+                <w:bCs w:val="false"/>
+                <w:i/>
+                <w:iCs/>
+                <w:color w:val="6A9955"/>
+                <w:sz w:val="17"/>
+                <w:szCs w:val="17"/>
+              </w:rPr>
+              <w:t xml:space="preserve"># 점수 하나를 받아 학점을 돌려주는 함수 (apply 로 모든 행에 적용할 거예요)</w:t>
+            </w:r>
+          </w:p>
+          <w:p>
+            <w:pPr>
+              <w:spacing w:after="0" w:line="252"/>
+            </w:pPr>
+            <w:r>
+              <w:rPr>
+                <w:rFonts w:ascii="Consolas" w:cs="Consolas" w:eastAsia="맑은 고딕" w:hAnsi="Consolas"/>
+                <w:color w:val="A0A0A0"/>
+                <w:sz w:val="17"/>
+                <w:szCs w:val="17"/>
+              </w:rPr>
+              <w:t xml:space="preserve">15  </w:t>
             </w:r>
             <w:r>
               <w:rPr>
@@ -10263,6 +9482,868 @@
                 <w:sz w:val="17"/>
                 <w:szCs w:val="17"/>
               </w:rPr>
+              <w:t xml:space="preserve">def</w:t>
+            </w:r>
+            <w:r>
+              <w:rPr>
+                <w:rFonts w:ascii="Consolas" w:cs="Consolas" w:eastAsia="맑은 고딕" w:hAnsi="Consolas"/>
+                <w:b w:val="false"/>
+                <w:bCs w:val="false"/>
+                <w:i w:val="false"/>
+                <w:iCs w:val="false"/>
+                <w:color w:val="24292F"/>
+                <w:sz w:val="17"/>
+                <w:szCs w:val="17"/>
+              </w:rPr>
+              <w:t xml:space="preserve"> </w:t>
+            </w:r>
+            <w:r>
+              <w:rPr>
+                <w:rFonts w:ascii="Consolas" w:cs="Consolas" w:eastAsia="맑은 고딕" w:hAnsi="Consolas"/>
+                <w:b w:val="false"/>
+                <w:bCs w:val="false"/>
+                <w:i w:val="false"/>
+                <w:iCs w:val="false"/>
+                <w:color w:val="24292F"/>
+                <w:sz w:val="17"/>
+                <w:szCs w:val="17"/>
+              </w:rPr>
+              <w:t xml:space="preserve">grade</w:t>
+            </w:r>
+            <w:r>
+              <w:rPr>
+                <w:rFonts w:ascii="Consolas" w:cs="Consolas" w:eastAsia="맑은 고딕" w:hAnsi="Consolas"/>
+                <w:b w:val="false"/>
+                <w:bCs w:val="false"/>
+                <w:i w:val="false"/>
+                <w:iCs w:val="false"/>
+                <w:color w:val="24292F"/>
+                <w:sz w:val="17"/>
+                <w:szCs w:val="17"/>
+              </w:rPr>
+              <w:t xml:space="preserve">(</w:t>
+            </w:r>
+            <w:r>
+              <w:rPr>
+                <w:rFonts w:ascii="Consolas" w:cs="Consolas" w:eastAsia="맑은 고딕" w:hAnsi="Consolas"/>
+                <w:b w:val="false"/>
+                <w:bCs w:val="false"/>
+                <w:i w:val="false"/>
+                <w:iCs w:val="false"/>
+                <w:color w:val="24292F"/>
+                <w:sz w:val="17"/>
+                <w:szCs w:val="17"/>
+              </w:rPr>
+              <w:t xml:space="preserve">s</w:t>
+            </w:r>
+            <w:r>
+              <w:rPr>
+                <w:rFonts w:ascii="Consolas" w:cs="Consolas" w:eastAsia="맑은 고딕" w:hAnsi="Consolas"/>
+                <w:b w:val="false"/>
+                <w:bCs w:val="false"/>
+                <w:i w:val="false"/>
+                <w:iCs w:val="false"/>
+                <w:color w:val="24292F"/>
+                <w:sz w:val="17"/>
+                <w:szCs w:val="17"/>
+              </w:rPr>
+              <w:t xml:space="preserve">):</w:t>
+            </w:r>
+          </w:p>
+          <w:p>
+            <w:pPr>
+              <w:spacing w:after="0" w:line="252"/>
+            </w:pPr>
+            <w:r>
+              <w:rPr>
+                <w:rFonts w:ascii="Consolas" w:cs="Consolas" w:eastAsia="맑은 고딕" w:hAnsi="Consolas"/>
+                <w:color w:val="A0A0A0"/>
+                <w:sz w:val="17"/>
+                <w:szCs w:val="17"/>
+              </w:rPr>
+              <w:t xml:space="preserve">16  </w:t>
+            </w:r>
+            <w:r>
+              <w:rPr>
+                <w:rFonts w:ascii="Consolas" w:cs="Consolas" w:eastAsia="맑은 고딕" w:hAnsi="Consolas"/>
+                <w:b w:val="false"/>
+                <w:bCs w:val="false"/>
+                <w:i w:val="false"/>
+                <w:iCs w:val="false"/>
+                <w:color w:val="24292F"/>
+                <w:sz w:val="17"/>
+                <w:szCs w:val="17"/>
+              </w:rPr>
+              <w:t xml:space="preserve">    </w:t>
+            </w:r>
+            <w:r>
+              <w:rPr>
+                <w:rFonts w:ascii="Consolas" w:cs="Consolas" w:eastAsia="맑은 고딕" w:hAnsi="Consolas"/>
+                <w:b/>
+                <w:bCs/>
+                <w:i w:val="false"/>
+                <w:iCs w:val="false"/>
+                <w:color w:val="0033B3"/>
+                <w:sz w:val="17"/>
+                <w:szCs w:val="17"/>
+              </w:rPr>
+              <w:t xml:space="preserve">if</w:t>
+            </w:r>
+            <w:r>
+              <w:rPr>
+                <w:rFonts w:ascii="Consolas" w:cs="Consolas" w:eastAsia="맑은 고딕" w:hAnsi="Consolas"/>
+                <w:b w:val="false"/>
+                <w:bCs w:val="false"/>
+                <w:i w:val="false"/>
+                <w:iCs w:val="false"/>
+                <w:color w:val="24292F"/>
+                <w:sz w:val="17"/>
+                <w:szCs w:val="17"/>
+              </w:rPr>
+              <w:t xml:space="preserve"> </w:t>
+            </w:r>
+            <w:r>
+              <w:rPr>
+                <w:rFonts w:ascii="Consolas" w:cs="Consolas" w:eastAsia="맑은 고딕" w:hAnsi="Consolas"/>
+                <w:b w:val="false"/>
+                <w:bCs w:val="false"/>
+                <w:i w:val="false"/>
+                <w:iCs w:val="false"/>
+                <w:color w:val="24292F"/>
+                <w:sz w:val="17"/>
+                <w:szCs w:val="17"/>
+              </w:rPr>
+              <w:t xml:space="preserve">s</w:t>
+            </w:r>
+            <w:r>
+              <w:rPr>
+                <w:rFonts w:ascii="Consolas" w:cs="Consolas" w:eastAsia="맑은 고딕" w:hAnsi="Consolas"/>
+                <w:b w:val="false"/>
+                <w:bCs w:val="false"/>
+                <w:i w:val="false"/>
+                <w:iCs w:val="false"/>
+                <w:color w:val="24292F"/>
+                <w:sz w:val="17"/>
+                <w:szCs w:val="17"/>
+              </w:rPr>
+              <w:t xml:space="preserve"> &gt;= </w:t>
+            </w:r>
+            <w:r>
+              <w:rPr>
+                <w:rFonts w:ascii="Consolas" w:cs="Consolas" w:eastAsia="맑은 고딕" w:hAnsi="Consolas"/>
+                <w:b w:val="false"/>
+                <w:bCs w:val="false"/>
+                <w:i w:val="false"/>
+                <w:iCs w:val="false"/>
+                <w:color w:val="098658"/>
+                <w:sz w:val="17"/>
+                <w:szCs w:val="17"/>
+              </w:rPr>
+              <w:t xml:space="preserve">90</w:t>
+            </w:r>
+            <w:r>
+              <w:rPr>
+                <w:rFonts w:ascii="Consolas" w:cs="Consolas" w:eastAsia="맑은 고딕" w:hAnsi="Consolas"/>
+                <w:b w:val="false"/>
+                <w:bCs w:val="false"/>
+                <w:i w:val="false"/>
+                <w:iCs w:val="false"/>
+                <w:color w:val="24292F"/>
+                <w:sz w:val="17"/>
+                <w:szCs w:val="17"/>
+              </w:rPr>
+              <w:t xml:space="preserve">:</w:t>
+            </w:r>
+          </w:p>
+          <w:p>
+            <w:pPr>
+              <w:spacing w:after="0" w:line="252"/>
+            </w:pPr>
+            <w:r>
+              <w:rPr>
+                <w:rFonts w:ascii="Consolas" w:cs="Consolas" w:eastAsia="맑은 고딕" w:hAnsi="Consolas"/>
+                <w:color w:val="A0A0A0"/>
+                <w:sz w:val="17"/>
+                <w:szCs w:val="17"/>
+              </w:rPr>
+              <w:t xml:space="preserve">17  </w:t>
+            </w:r>
+            <w:r>
+              <w:rPr>
+                <w:rFonts w:ascii="Consolas" w:cs="Consolas" w:eastAsia="맑은 고딕" w:hAnsi="Consolas"/>
+                <w:b w:val="false"/>
+                <w:bCs w:val="false"/>
+                <w:i w:val="false"/>
+                <w:iCs w:val="false"/>
+                <w:color w:val="24292F"/>
+                <w:sz w:val="17"/>
+                <w:szCs w:val="17"/>
+              </w:rPr>
+              <w:t xml:space="preserve">        </w:t>
+            </w:r>
+            <w:r>
+              <w:rPr>
+                <w:rFonts w:ascii="Consolas" w:cs="Consolas" w:eastAsia="맑은 고딕" w:hAnsi="Consolas"/>
+                <w:b/>
+                <w:bCs/>
+                <w:i w:val="false"/>
+                <w:iCs w:val="false"/>
+                <w:color w:val="0033B3"/>
+                <w:sz w:val="17"/>
+                <w:szCs w:val="17"/>
+              </w:rPr>
+              <w:t xml:space="preserve">return</w:t>
+            </w:r>
+            <w:r>
+              <w:rPr>
+                <w:rFonts w:ascii="Consolas" w:cs="Consolas" w:eastAsia="맑은 고딕" w:hAnsi="Consolas"/>
+                <w:b w:val="false"/>
+                <w:bCs w:val="false"/>
+                <w:i w:val="false"/>
+                <w:iCs w:val="false"/>
+                <w:color w:val="24292F"/>
+                <w:sz w:val="17"/>
+                <w:szCs w:val="17"/>
+              </w:rPr>
+              <w:t xml:space="preserve"> </w:t>
+            </w:r>
+            <w:r>
+              <w:rPr>
+                <w:rFonts w:ascii="Consolas" w:cs="Consolas" w:eastAsia="맑은 고딕" w:hAnsi="Consolas"/>
+                <w:b w:val="false"/>
+                <w:bCs w:val="false"/>
+                <w:i w:val="false"/>
+                <w:iCs w:val="false"/>
+                <w:color w:val="A31515"/>
+                <w:sz w:val="17"/>
+                <w:szCs w:val="17"/>
+              </w:rPr>
+              <w:t xml:space="preserve">"A"</w:t>
+            </w:r>
+          </w:p>
+          <w:p>
+            <w:pPr>
+              <w:spacing w:after="0" w:line="252"/>
+            </w:pPr>
+            <w:r>
+              <w:rPr>
+                <w:rFonts w:ascii="Consolas" w:cs="Consolas" w:eastAsia="맑은 고딕" w:hAnsi="Consolas"/>
+                <w:color w:val="A0A0A0"/>
+                <w:sz w:val="17"/>
+                <w:szCs w:val="17"/>
+              </w:rPr>
+              <w:t xml:space="preserve">18  </w:t>
+            </w:r>
+            <w:r>
+              <w:rPr>
+                <w:rFonts w:ascii="Consolas" w:cs="Consolas" w:eastAsia="맑은 고딕" w:hAnsi="Consolas"/>
+                <w:b w:val="false"/>
+                <w:bCs w:val="false"/>
+                <w:i w:val="false"/>
+                <w:iCs w:val="false"/>
+                <w:color w:val="24292F"/>
+                <w:sz w:val="17"/>
+                <w:szCs w:val="17"/>
+              </w:rPr>
+              <w:t xml:space="preserve">    </w:t>
+            </w:r>
+            <w:r>
+              <w:rPr>
+                <w:rFonts w:ascii="Consolas" w:cs="Consolas" w:eastAsia="맑은 고딕" w:hAnsi="Consolas"/>
+                <w:b/>
+                <w:bCs/>
+                <w:i w:val="false"/>
+                <w:iCs w:val="false"/>
+                <w:color w:val="0033B3"/>
+                <w:sz w:val="17"/>
+                <w:szCs w:val="17"/>
+              </w:rPr>
+              <w:t xml:space="preserve">elif</w:t>
+            </w:r>
+            <w:r>
+              <w:rPr>
+                <w:rFonts w:ascii="Consolas" w:cs="Consolas" w:eastAsia="맑은 고딕" w:hAnsi="Consolas"/>
+                <w:b w:val="false"/>
+                <w:bCs w:val="false"/>
+                <w:i w:val="false"/>
+                <w:iCs w:val="false"/>
+                <w:color w:val="24292F"/>
+                <w:sz w:val="17"/>
+                <w:szCs w:val="17"/>
+              </w:rPr>
+              <w:t xml:space="preserve"> </w:t>
+            </w:r>
+            <w:r>
+              <w:rPr>
+                <w:rFonts w:ascii="Consolas" w:cs="Consolas" w:eastAsia="맑은 고딕" w:hAnsi="Consolas"/>
+                <w:b w:val="false"/>
+                <w:bCs w:val="false"/>
+                <w:i w:val="false"/>
+                <w:iCs w:val="false"/>
+                <w:color w:val="24292F"/>
+                <w:sz w:val="17"/>
+                <w:szCs w:val="17"/>
+              </w:rPr>
+              <w:t xml:space="preserve">s</w:t>
+            </w:r>
+            <w:r>
+              <w:rPr>
+                <w:rFonts w:ascii="Consolas" w:cs="Consolas" w:eastAsia="맑은 고딕" w:hAnsi="Consolas"/>
+                <w:b w:val="false"/>
+                <w:bCs w:val="false"/>
+                <w:i w:val="false"/>
+                <w:iCs w:val="false"/>
+                <w:color w:val="24292F"/>
+                <w:sz w:val="17"/>
+                <w:szCs w:val="17"/>
+              </w:rPr>
+              <w:t xml:space="preserve"> &gt;= </w:t>
+            </w:r>
+            <w:r>
+              <w:rPr>
+                <w:rFonts w:ascii="Consolas" w:cs="Consolas" w:eastAsia="맑은 고딕" w:hAnsi="Consolas"/>
+                <w:b w:val="false"/>
+                <w:bCs w:val="false"/>
+                <w:i w:val="false"/>
+                <w:iCs w:val="false"/>
+                <w:color w:val="098658"/>
+                <w:sz w:val="17"/>
+                <w:szCs w:val="17"/>
+              </w:rPr>
+              <w:t xml:space="preserve">80</w:t>
+            </w:r>
+            <w:r>
+              <w:rPr>
+                <w:rFonts w:ascii="Consolas" w:cs="Consolas" w:eastAsia="맑은 고딕" w:hAnsi="Consolas"/>
+                <w:b w:val="false"/>
+                <w:bCs w:val="false"/>
+                <w:i w:val="false"/>
+                <w:iCs w:val="false"/>
+                <w:color w:val="24292F"/>
+                <w:sz w:val="17"/>
+                <w:szCs w:val="17"/>
+              </w:rPr>
+              <w:t xml:space="preserve">:</w:t>
+            </w:r>
+          </w:p>
+          <w:p>
+            <w:pPr>
+              <w:spacing w:after="0" w:line="252"/>
+            </w:pPr>
+            <w:r>
+              <w:rPr>
+                <w:rFonts w:ascii="Consolas" w:cs="Consolas" w:eastAsia="맑은 고딕" w:hAnsi="Consolas"/>
+                <w:color w:val="A0A0A0"/>
+                <w:sz w:val="17"/>
+                <w:szCs w:val="17"/>
+              </w:rPr>
+              <w:t xml:space="preserve">19  </w:t>
+            </w:r>
+            <w:r>
+              <w:rPr>
+                <w:rFonts w:ascii="Consolas" w:cs="Consolas" w:eastAsia="맑은 고딕" w:hAnsi="Consolas"/>
+                <w:b w:val="false"/>
+                <w:bCs w:val="false"/>
+                <w:i w:val="false"/>
+                <w:iCs w:val="false"/>
+                <w:color w:val="24292F"/>
+                <w:sz w:val="17"/>
+                <w:szCs w:val="17"/>
+              </w:rPr>
+              <w:t xml:space="preserve">        </w:t>
+            </w:r>
+            <w:r>
+              <w:rPr>
+                <w:rFonts w:ascii="Consolas" w:cs="Consolas" w:eastAsia="맑은 고딕" w:hAnsi="Consolas"/>
+                <w:b/>
+                <w:bCs/>
+                <w:i w:val="false"/>
+                <w:iCs w:val="false"/>
+                <w:color w:val="0033B3"/>
+                <w:sz w:val="17"/>
+                <w:szCs w:val="17"/>
+              </w:rPr>
+              <w:t xml:space="preserve">return</w:t>
+            </w:r>
+            <w:r>
+              <w:rPr>
+                <w:rFonts w:ascii="Consolas" w:cs="Consolas" w:eastAsia="맑은 고딕" w:hAnsi="Consolas"/>
+                <w:b w:val="false"/>
+                <w:bCs w:val="false"/>
+                <w:i w:val="false"/>
+                <w:iCs w:val="false"/>
+                <w:color w:val="24292F"/>
+                <w:sz w:val="17"/>
+                <w:szCs w:val="17"/>
+              </w:rPr>
+              <w:t xml:space="preserve"> </w:t>
+            </w:r>
+            <w:r>
+              <w:rPr>
+                <w:rFonts w:ascii="Consolas" w:cs="Consolas" w:eastAsia="맑은 고딕" w:hAnsi="Consolas"/>
+                <w:b w:val="false"/>
+                <w:bCs w:val="false"/>
+                <w:i w:val="false"/>
+                <w:iCs w:val="false"/>
+                <w:color w:val="A31515"/>
+                <w:sz w:val="17"/>
+                <w:szCs w:val="17"/>
+              </w:rPr>
+              <w:t xml:space="preserve">"B"</w:t>
+            </w:r>
+          </w:p>
+          <w:p>
+            <w:pPr>
+              <w:spacing w:after="0" w:line="252"/>
+            </w:pPr>
+            <w:r>
+              <w:rPr>
+                <w:rFonts w:ascii="Consolas" w:cs="Consolas" w:eastAsia="맑은 고딕" w:hAnsi="Consolas"/>
+                <w:color w:val="A0A0A0"/>
+                <w:sz w:val="17"/>
+                <w:szCs w:val="17"/>
+              </w:rPr>
+              <w:t xml:space="preserve">20  </w:t>
+            </w:r>
+            <w:r>
+              <w:rPr>
+                <w:rFonts w:ascii="Consolas" w:cs="Consolas" w:eastAsia="맑은 고딕" w:hAnsi="Consolas"/>
+                <w:b w:val="false"/>
+                <w:bCs w:val="false"/>
+                <w:i w:val="false"/>
+                <w:iCs w:val="false"/>
+                <w:color w:val="24292F"/>
+                <w:sz w:val="17"/>
+                <w:szCs w:val="17"/>
+              </w:rPr>
+              <w:t xml:space="preserve">    </w:t>
+            </w:r>
+            <w:r>
+              <w:rPr>
+                <w:rFonts w:ascii="Consolas" w:cs="Consolas" w:eastAsia="맑은 고딕" w:hAnsi="Consolas"/>
+                <w:b/>
+                <w:bCs/>
+                <w:i w:val="false"/>
+                <w:iCs w:val="false"/>
+                <w:color w:val="0033B3"/>
+                <w:sz w:val="17"/>
+                <w:szCs w:val="17"/>
+              </w:rPr>
+              <w:t xml:space="preserve">return</w:t>
+            </w:r>
+            <w:r>
+              <w:rPr>
+                <w:rFonts w:ascii="Consolas" w:cs="Consolas" w:eastAsia="맑은 고딕" w:hAnsi="Consolas"/>
+                <w:b w:val="false"/>
+                <w:bCs w:val="false"/>
+                <w:i w:val="false"/>
+                <w:iCs w:val="false"/>
+                <w:color w:val="24292F"/>
+                <w:sz w:val="17"/>
+                <w:szCs w:val="17"/>
+              </w:rPr>
+              <w:t xml:space="preserve"> </w:t>
+            </w:r>
+            <w:r>
+              <w:rPr>
+                <w:rFonts w:ascii="Consolas" w:cs="Consolas" w:eastAsia="맑은 고딕" w:hAnsi="Consolas"/>
+                <w:b w:val="false"/>
+                <w:bCs w:val="false"/>
+                <w:i w:val="false"/>
+                <w:iCs w:val="false"/>
+                <w:color w:val="A31515"/>
+                <w:sz w:val="17"/>
+                <w:szCs w:val="17"/>
+              </w:rPr>
+              <w:t xml:space="preserve">"C"</w:t>
+            </w:r>
+          </w:p>
+          <w:p>
+            <w:pPr>
+              <w:spacing w:after="0" w:line="252"/>
+            </w:pPr>
+            <w:r>
+              <w:rPr>
+                <w:rFonts w:ascii="Consolas" w:cs="Consolas" w:eastAsia="맑은 고딕" w:hAnsi="Consolas"/>
+                <w:color w:val="A0A0A0"/>
+                <w:sz w:val="17"/>
+                <w:szCs w:val="17"/>
+              </w:rPr>
+              <w:t xml:space="preserve">21  </w:t>
+            </w:r>
+            <w:r>
+              <w:rPr>
+                <w:rFonts w:ascii="Consolas" w:cs="Consolas" w:eastAsia="맑은 고딕" w:hAnsi="Consolas"/>
+                <w:sz w:val="17"/>
+                <w:szCs w:val="17"/>
+              </w:rPr>
+              <w:t xml:space="preserve"> </w:t>
+            </w:r>
+          </w:p>
+          <w:p>
+            <w:pPr>
+              <w:spacing w:after="0" w:line="252"/>
+            </w:pPr>
+            <w:r>
+              <w:rPr>
+                <w:rFonts w:ascii="Consolas" w:cs="Consolas" w:eastAsia="맑은 고딕" w:hAnsi="Consolas"/>
+                <w:color w:val="A0A0A0"/>
+                <w:sz w:val="17"/>
+                <w:szCs w:val="17"/>
+              </w:rPr>
+              <w:t xml:space="preserve">22  </w:t>
+            </w:r>
+            <w:r>
+              <w:rPr>
+                <w:rFonts w:ascii="Consolas" w:cs="Consolas" w:eastAsia="맑은 고딕" w:hAnsi="Consolas"/>
+                <w:b w:val="false"/>
+                <w:bCs w:val="false"/>
+                <w:i w:val="false"/>
+                <w:iCs w:val="false"/>
+                <w:color w:val="24292F"/>
+                <w:sz w:val="17"/>
+                <w:szCs w:val="17"/>
+              </w:rPr>
+              <w:t xml:space="preserve">df</w:t>
+            </w:r>
+            <w:r>
+              <w:rPr>
+                <w:rFonts w:ascii="Consolas" w:cs="Consolas" w:eastAsia="맑은 고딕" w:hAnsi="Consolas"/>
+                <w:b w:val="false"/>
+                <w:bCs w:val="false"/>
+                <w:i w:val="false"/>
+                <w:iCs w:val="false"/>
+                <w:color w:val="24292F"/>
+                <w:sz w:val="17"/>
+                <w:szCs w:val="17"/>
+              </w:rPr>
+              <w:t xml:space="preserve">[</w:t>
+            </w:r>
+            <w:r>
+              <w:rPr>
+                <w:rFonts w:ascii="Consolas" w:cs="Consolas" w:eastAsia="맑은 고딕" w:hAnsi="Consolas"/>
+                <w:b w:val="false"/>
+                <w:bCs w:val="false"/>
+                <w:i w:val="false"/>
+                <w:iCs w:val="false"/>
+                <w:color w:val="A31515"/>
+                <w:sz w:val="17"/>
+                <w:szCs w:val="17"/>
+              </w:rPr>
+              <w:t xml:space="preserve">"grade"</w:t>
+            </w:r>
+            <w:r>
+              <w:rPr>
+                <w:rFonts w:ascii="Consolas" w:cs="Consolas" w:eastAsia="맑은 고딕" w:hAnsi="Consolas"/>
+                <w:b w:val="false"/>
+                <w:bCs w:val="false"/>
+                <w:i w:val="false"/>
+                <w:iCs w:val="false"/>
+                <w:color w:val="24292F"/>
+                <w:sz w:val="17"/>
+                <w:szCs w:val="17"/>
+              </w:rPr>
+              <w:t xml:space="preserve">] = </w:t>
+            </w:r>
+            <w:r>
+              <w:rPr>
+                <w:rFonts w:ascii="Consolas" w:cs="Consolas" w:eastAsia="맑은 고딕" w:hAnsi="Consolas"/>
+                <w:b w:val="false"/>
+                <w:bCs w:val="false"/>
+                <w:i w:val="false"/>
+                <w:iCs w:val="false"/>
+                <w:color w:val="24292F"/>
+                <w:sz w:val="17"/>
+                <w:szCs w:val="17"/>
+              </w:rPr>
+              <w:t xml:space="preserve">df</w:t>
+            </w:r>
+            <w:r>
+              <w:rPr>
+                <w:rFonts w:ascii="Consolas" w:cs="Consolas" w:eastAsia="맑은 고딕" w:hAnsi="Consolas"/>
+                <w:b w:val="false"/>
+                <w:bCs w:val="false"/>
+                <w:i w:val="false"/>
+                <w:iCs w:val="false"/>
+                <w:color w:val="24292F"/>
+                <w:sz w:val="17"/>
+                <w:szCs w:val="17"/>
+              </w:rPr>
+              <w:t xml:space="preserve">[</w:t>
+            </w:r>
+            <w:r>
+              <w:rPr>
+                <w:rFonts w:ascii="Consolas" w:cs="Consolas" w:eastAsia="맑은 고딕" w:hAnsi="Consolas"/>
+                <w:b w:val="false"/>
+                <w:bCs w:val="false"/>
+                <w:i w:val="false"/>
+                <w:iCs w:val="false"/>
+                <w:color w:val="A31515"/>
+                <w:sz w:val="17"/>
+                <w:szCs w:val="17"/>
+              </w:rPr>
+              <w:t xml:space="preserve">"score"</w:t>
+            </w:r>
+            <w:r>
+              <w:rPr>
+                <w:rFonts w:ascii="Consolas" w:cs="Consolas" w:eastAsia="맑은 고딕" w:hAnsi="Consolas"/>
+                <w:b w:val="false"/>
+                <w:bCs w:val="false"/>
+                <w:i w:val="false"/>
+                <w:iCs w:val="false"/>
+                <w:color w:val="24292F"/>
+                <w:sz w:val="17"/>
+                <w:szCs w:val="17"/>
+              </w:rPr>
+              <w:t xml:space="preserve">].</w:t>
+            </w:r>
+            <w:r>
+              <w:rPr>
+                <w:rFonts w:ascii="Consolas" w:cs="Consolas" w:eastAsia="맑은 고딕" w:hAnsi="Consolas"/>
+                <w:b w:val="false"/>
+                <w:bCs w:val="false"/>
+                <w:i w:val="false"/>
+                <w:iCs w:val="false"/>
+                <w:color w:val="24292F"/>
+                <w:sz w:val="17"/>
+                <w:szCs w:val="17"/>
+              </w:rPr>
+              <w:t xml:space="preserve">apply</w:t>
+            </w:r>
+            <w:r>
+              <w:rPr>
+                <w:rFonts w:ascii="Consolas" w:cs="Consolas" w:eastAsia="맑은 고딕" w:hAnsi="Consolas"/>
+                <w:b w:val="false"/>
+                <w:bCs w:val="false"/>
+                <w:i w:val="false"/>
+                <w:iCs w:val="false"/>
+                <w:color w:val="24292F"/>
+                <w:sz w:val="17"/>
+                <w:szCs w:val="17"/>
+              </w:rPr>
+              <w:t xml:space="preserve">(</w:t>
+            </w:r>
+            <w:r>
+              <w:rPr>
+                <w:rFonts w:ascii="Consolas" w:cs="Consolas" w:eastAsia="맑은 고딕" w:hAnsi="Consolas"/>
+                <w:b w:val="false"/>
+                <w:bCs w:val="false"/>
+                <w:i w:val="false"/>
+                <w:iCs w:val="false"/>
+                <w:color w:val="24292F"/>
+                <w:sz w:val="17"/>
+                <w:szCs w:val="17"/>
+              </w:rPr>
+              <w:t xml:space="preserve">grade</w:t>
+            </w:r>
+            <w:r>
+              <w:rPr>
+                <w:rFonts w:ascii="Consolas" w:cs="Consolas" w:eastAsia="맑은 고딕" w:hAnsi="Consolas"/>
+                <w:b w:val="false"/>
+                <w:bCs w:val="false"/>
+                <w:i w:val="false"/>
+                <w:iCs w:val="false"/>
+                <w:color w:val="24292F"/>
+                <w:sz w:val="17"/>
+                <w:szCs w:val="17"/>
+              </w:rPr>
+              <w:t xml:space="preserve">)                    </w:t>
+            </w:r>
+            <w:r>
+              <w:rPr>
+                <w:rFonts w:ascii="Consolas" w:cs="Consolas" w:eastAsia="맑은 고딕" w:hAnsi="Consolas"/>
+                <w:b w:val="false"/>
+                <w:bCs w:val="false"/>
+                <w:i/>
+                <w:iCs/>
+                <w:color w:val="6A9955"/>
+                <w:sz w:val="17"/>
+                <w:szCs w:val="17"/>
+              </w:rPr>
+              <w:t xml:space="preserve"># 함수를 모든 값에 적용</w:t>
+            </w:r>
+          </w:p>
+          <w:p>
+            <w:pPr>
+              <w:spacing w:after="0" w:line="252"/>
+            </w:pPr>
+            <w:r>
+              <w:rPr>
+                <w:rFonts w:ascii="Consolas" w:cs="Consolas" w:eastAsia="맑은 고딕" w:hAnsi="Consolas"/>
+                <w:color w:val="A0A0A0"/>
+                <w:sz w:val="17"/>
+                <w:szCs w:val="17"/>
+              </w:rPr>
+              <w:t xml:space="preserve">23  </w:t>
+            </w:r>
+            <w:r>
+              <w:rPr>
+                <w:rFonts w:ascii="Consolas" w:cs="Consolas" w:eastAsia="맑은 고딕" w:hAnsi="Consolas"/>
+                <w:b w:val="false"/>
+                <w:bCs w:val="false"/>
+                <w:i/>
+                <w:iCs/>
+                <w:color w:val="6A9955"/>
+                <w:sz w:val="17"/>
+                <w:szCs w:val="17"/>
+              </w:rPr>
+              <w:t xml:space="preserve"># lambda: 이름 없는 짧은 함수 → 점수에 10% 가산점</w:t>
+            </w:r>
+          </w:p>
+          <w:p>
+            <w:pPr>
+              <w:spacing w:after="0" w:line="252"/>
+            </w:pPr>
+            <w:r>
+              <w:rPr>
+                <w:rFonts w:ascii="Consolas" w:cs="Consolas" w:eastAsia="맑은 고딕" w:hAnsi="Consolas"/>
+                <w:color w:val="A0A0A0"/>
+                <w:sz w:val="17"/>
+                <w:szCs w:val="17"/>
+              </w:rPr>
+              <w:t xml:space="preserve">24  </w:t>
+            </w:r>
+            <w:r>
+              <w:rPr>
+                <w:rFonts w:ascii="Consolas" w:cs="Consolas" w:eastAsia="맑은 고딕" w:hAnsi="Consolas"/>
+                <w:b w:val="false"/>
+                <w:bCs w:val="false"/>
+                <w:i w:val="false"/>
+                <w:iCs w:val="false"/>
+                <w:color w:val="24292F"/>
+                <w:sz w:val="17"/>
+                <w:szCs w:val="17"/>
+              </w:rPr>
+              <w:t xml:space="preserve">df</w:t>
+            </w:r>
+            <w:r>
+              <w:rPr>
+                <w:rFonts w:ascii="Consolas" w:cs="Consolas" w:eastAsia="맑은 고딕" w:hAnsi="Consolas"/>
+                <w:b w:val="false"/>
+                <w:bCs w:val="false"/>
+                <w:i w:val="false"/>
+                <w:iCs w:val="false"/>
+                <w:color w:val="24292F"/>
+                <w:sz w:val="17"/>
+                <w:szCs w:val="17"/>
+              </w:rPr>
+              <w:t xml:space="preserve">[</w:t>
+            </w:r>
+            <w:r>
+              <w:rPr>
+                <w:rFonts w:ascii="Consolas" w:cs="Consolas" w:eastAsia="맑은 고딕" w:hAnsi="Consolas"/>
+                <w:b w:val="false"/>
+                <w:bCs w:val="false"/>
+                <w:i w:val="false"/>
+                <w:iCs w:val="false"/>
+                <w:color w:val="A31515"/>
+                <w:sz w:val="17"/>
+                <w:szCs w:val="17"/>
+              </w:rPr>
+              <w:t xml:space="preserve">"bonus"</w:t>
+            </w:r>
+            <w:r>
+              <w:rPr>
+                <w:rFonts w:ascii="Consolas" w:cs="Consolas" w:eastAsia="맑은 고딕" w:hAnsi="Consolas"/>
+                <w:b w:val="false"/>
+                <w:bCs w:val="false"/>
+                <w:i w:val="false"/>
+                <w:iCs w:val="false"/>
+                <w:color w:val="24292F"/>
+                <w:sz w:val="17"/>
+                <w:szCs w:val="17"/>
+              </w:rPr>
+              <w:t xml:space="preserve">] = </w:t>
+            </w:r>
+            <w:r>
+              <w:rPr>
+                <w:rFonts w:ascii="Consolas" w:cs="Consolas" w:eastAsia="맑은 고딕" w:hAnsi="Consolas"/>
+                <w:b w:val="false"/>
+                <w:bCs w:val="false"/>
+                <w:i w:val="false"/>
+                <w:iCs w:val="false"/>
+                <w:color w:val="24292F"/>
+                <w:sz w:val="17"/>
+                <w:szCs w:val="17"/>
+              </w:rPr>
+              <w:t xml:space="preserve">df</w:t>
+            </w:r>
+            <w:r>
+              <w:rPr>
+                <w:rFonts w:ascii="Consolas" w:cs="Consolas" w:eastAsia="맑은 고딕" w:hAnsi="Consolas"/>
+                <w:b w:val="false"/>
+                <w:bCs w:val="false"/>
+                <w:i w:val="false"/>
+                <w:iCs w:val="false"/>
+                <w:color w:val="24292F"/>
+                <w:sz w:val="17"/>
+                <w:szCs w:val="17"/>
+              </w:rPr>
+              <w:t xml:space="preserve">[</w:t>
+            </w:r>
+            <w:r>
+              <w:rPr>
+                <w:rFonts w:ascii="Consolas" w:cs="Consolas" w:eastAsia="맑은 고딕" w:hAnsi="Consolas"/>
+                <w:b w:val="false"/>
+                <w:bCs w:val="false"/>
+                <w:i w:val="false"/>
+                <w:iCs w:val="false"/>
+                <w:color w:val="A31515"/>
+                <w:sz w:val="17"/>
+                <w:szCs w:val="17"/>
+              </w:rPr>
+              <w:t xml:space="preserve">"score"</w:t>
+            </w:r>
+            <w:r>
+              <w:rPr>
+                <w:rFonts w:ascii="Consolas" w:cs="Consolas" w:eastAsia="맑은 고딕" w:hAnsi="Consolas"/>
+                <w:b w:val="false"/>
+                <w:bCs w:val="false"/>
+                <w:i w:val="false"/>
+                <w:iCs w:val="false"/>
+                <w:color w:val="24292F"/>
+                <w:sz w:val="17"/>
+                <w:szCs w:val="17"/>
+              </w:rPr>
+              <w:t xml:space="preserve">].</w:t>
+            </w:r>
+            <w:r>
+              <w:rPr>
+                <w:rFonts w:ascii="Consolas" w:cs="Consolas" w:eastAsia="맑은 고딕" w:hAnsi="Consolas"/>
+                <w:b w:val="false"/>
+                <w:bCs w:val="false"/>
+                <w:i w:val="false"/>
+                <w:iCs w:val="false"/>
+                <w:color w:val="24292F"/>
+                <w:sz w:val="17"/>
+                <w:szCs w:val="17"/>
+              </w:rPr>
+              <w:t xml:space="preserve">apply</w:t>
+            </w:r>
+            <w:r>
+              <w:rPr>
+                <w:rFonts w:ascii="Consolas" w:cs="Consolas" w:eastAsia="맑은 고딕" w:hAnsi="Consolas"/>
+                <w:b w:val="false"/>
+                <w:bCs w:val="false"/>
+                <w:i w:val="false"/>
+                <w:iCs w:val="false"/>
+                <w:color w:val="24292F"/>
+                <w:sz w:val="17"/>
+                <w:szCs w:val="17"/>
+              </w:rPr>
+              <w:t xml:space="preserve">(</w:t>
+            </w:r>
+            <w:r>
+              <w:rPr>
+                <w:rFonts w:ascii="Consolas" w:cs="Consolas" w:eastAsia="맑은 고딕" w:hAnsi="Consolas"/>
+                <w:b/>
+                <w:bCs/>
+                <w:i w:val="false"/>
+                <w:iCs w:val="false"/>
+                <w:color w:val="0033B3"/>
+                <w:sz w:val="17"/>
+                <w:szCs w:val="17"/>
+              </w:rPr>
               <w:t xml:space="preserve">lambda</w:t>
             </w:r>
             <w:r>
@@ -10420,7 +10501,34 @@
                 <w:sz w:val="17"/>
                 <w:szCs w:val="17"/>
               </w:rPr>
-              <w:t xml:space="preserve">22  </w:t>
+              <w:t xml:space="preserve">25  </w:t>
+            </w:r>
+            <w:r>
+              <w:rPr>
+                <w:rFonts w:ascii="Consolas" w:cs="Consolas" w:eastAsia="맑은 고딕" w:hAnsi="Consolas"/>
+                <w:b w:val="false"/>
+                <w:bCs w:val="false"/>
+                <w:i/>
+                <w:iCs/>
+                <w:color w:val="6A9955"/>
+                <w:sz w:val="17"/>
+                <w:szCs w:val="17"/>
+              </w:rPr>
+              <w:t xml:space="preserve"># np.where(조건, 참일 때, 거짓일 때): 70점 이상이면 "통과"</w:t>
+            </w:r>
+          </w:p>
+          <w:p>
+            <w:pPr>
+              <w:spacing w:after="0" w:line="252"/>
+            </w:pPr>
+            <w:r>
+              <w:rPr>
+                <w:rFonts w:ascii="Consolas" w:cs="Consolas" w:eastAsia="맑은 고딕" w:hAnsi="Consolas"/>
+                <w:color w:val="A0A0A0"/>
+                <w:sz w:val="17"/>
+                <w:szCs w:val="17"/>
+              </w:rPr>
+              <w:t xml:space="preserve">26  </w:t>
             </w:r>
             <w:r>
               <w:rPr>
@@ -10668,7 +10776,7 @@
                 <w:sz w:val="17"/>
                 <w:szCs w:val="17"/>
               </w:rPr>
-              <w:t xml:space="preserve">23  </w:t>
+              <w:t xml:space="preserve">27  </w:t>
             </w:r>
             <w:r>
               <w:rPr>
@@ -10906,7 +11014,7 @@
                 <w:sz w:val="19"/>
                 <w:szCs w:val="19"/>
               </w:rPr>
-              <w:t xml:space="preserve">10</w:t>
+              <w:t xml:space="preserve">11</w:t>
             </w:r>
           </w:p>
         </w:tc>
@@ -11008,7 +11116,7 @@
                 <w:sz w:val="19"/>
                 <w:szCs w:val="19"/>
               </w:rPr>
-              <w:t xml:space="preserve">11</w:t>
+              <w:t xml:space="preserve">12</w:t>
             </w:r>
           </w:p>
         </w:tc>
@@ -11110,7 +11218,7 @@
                 <w:sz w:val="19"/>
                 <w:szCs w:val="19"/>
               </w:rPr>
-              <w:t xml:space="preserve">13</w:t>
+              <w:t xml:space="preserve">15</w:t>
             </w:r>
           </w:p>
         </w:tc>
@@ -11212,7 +11320,7 @@
                 <w:sz w:val="19"/>
                 <w:szCs w:val="19"/>
               </w:rPr>
-              <w:t xml:space="preserve">20</w:t>
+              <w:t xml:space="preserve">22</w:t>
             </w:r>
           </w:p>
         </w:tc>
@@ -11331,7 +11439,7 @@
                 <w:sz w:val="19"/>
                 <w:szCs w:val="19"/>
               </w:rPr>
-              <w:t xml:space="preserve">21</w:t>
+              <w:t xml:space="preserve">24</w:t>
             </w:r>
           </w:p>
         </w:tc>
